--- a/简历 钱佳宏.docx
+++ b/简历 钱佳宏.docx
@@ -4,21 +4,1067 @@
   <w:body>
     <w:p>
       <w:pPr>
-        <w:spacing w:after="80"/>
+        <w:spacing w:before="0" w:after="60" w:line="317" w:lineRule="auto"/>
       </w:pPr>
       <w:r>
         <w:rPr>
           <w:rFonts w:ascii="Noto Sans CJK SC" w:hAnsi="Noto Sans CJK SC" w:eastAsia="Noto Sans CJK SC"/>
           <w:b/>
           <w:color w:val="2C3E50"/>
-          <w:sz w:val="44"/>
+          <w:sz w:val="40"/>
         </w:rPr>
         <w:t>个人简历</w:t>
       </w:r>
     </w:p>
     <w:p>
       <w:pPr>
-        <w:spacing w:before="20" w:after="20"/>
+        <w:tabs>
+          <w:tab w:pos="10205" w:val="right"/>
+        </w:tabs>
+        <w:spacing w:before="0" w:after="10" w:line="317" w:lineRule="auto"/>
+      </w:pPr>
+      <w:r>
+        <w:rPr>
+          <w:rFonts w:ascii="Noto Sans CJK SC" w:hAnsi="Noto Sans CJK SC" w:eastAsia="Noto Sans CJK SC"/>
+          <w:b w:val="0"/>
+          <w:color w:val="333333"/>
+          <w:sz w:val="17"/>
+        </w:rPr>
+        <w:t>姓名：钱佳宏</w:t>
+      </w:r>
+      <w:r>
+        <w:tab/>
+      </w:r>
+      <w:r>
+        <w:drawing>
+          <wp:inline xmlns:a="http://schemas.openxmlformats.org/drawingml/2006/main" xmlns:pic="http://schemas.openxmlformats.org/drawingml/2006/picture">
+            <wp:extent cx="864000" cy="1130779"/>
+            <wp:docPr id="1" name="Picture 1"/>
+            <wp:cNvGraphicFramePr>
+              <a:graphicFrameLocks noChangeAspect="1"/>
+            </wp:cNvGraphicFramePr>
+            <a:graphic>
+              <a:graphicData uri="http://schemas.openxmlformats.org/drawingml/2006/picture">
+                <pic:pic>
+                  <pic:nvPicPr>
+                    <pic:cNvPr id="0" name="photo.jpg"/>
+                    <pic:cNvPicPr/>
+                  </pic:nvPicPr>
+                  <pic:blipFill>
+                    <a:blip r:embed="rId9"/>
+                    <a:stretch>
+                      <a:fillRect/>
+                    </a:stretch>
+                  </pic:blipFill>
+                  <pic:spPr>
+                    <a:xfrm>
+                      <a:off x="0" y="0"/>
+                      <a:ext cx="864000" cy="1130779"/>
+                    </a:xfrm>
+                    <a:prstGeom prst="rect"/>
+                  </pic:spPr>
+                </pic:pic>
+              </a:graphicData>
+            </a:graphic>
+          </wp:inline>
+        </w:drawing>
+      </w:r>
+    </w:p>
+    <w:p>
+      <w:pPr>
+        <w:spacing w:before="0" w:after="10" w:line="317" w:lineRule="auto"/>
+      </w:pPr>
+      <w:r>
+        <w:rPr>
+          <w:rFonts w:ascii="Noto Sans CJK SC" w:hAnsi="Noto Sans CJK SC" w:eastAsia="Noto Sans CJK SC"/>
+          <w:b w:val="0"/>
+          <w:color w:val="333333"/>
+          <w:sz w:val="17"/>
+        </w:rPr>
+        <w:t>生日：2006    身高：185cm</w:t>
+      </w:r>
+    </w:p>
+    <w:p>
+      <w:pPr>
+        <w:spacing w:before="0" w:after="10" w:line="317" w:lineRule="auto"/>
+      </w:pPr>
+      <w:r>
+        <w:rPr>
+          <w:rFonts w:ascii="Noto Sans CJK SC" w:hAnsi="Noto Sans CJK SC" w:eastAsia="Noto Sans CJK SC"/>
+          <w:b w:val="0"/>
+          <w:color w:val="333333"/>
+          <w:sz w:val="17"/>
+        </w:rPr>
+        <w:t>学历：本科在读    地址：上海市</w:t>
+      </w:r>
+    </w:p>
+    <w:p>
+      <w:pPr>
+        <w:spacing w:before="0" w:after="10" w:line="317" w:lineRule="auto"/>
+      </w:pPr>
+      <w:r>
+        <w:rPr>
+          <w:rFonts w:ascii="Noto Sans CJK SC" w:hAnsi="Noto Sans CJK SC" w:eastAsia="Noto Sans CJK SC"/>
+          <w:b w:val="0"/>
+          <w:color w:val="333333"/>
+          <w:sz w:val="17"/>
+        </w:rPr>
+        <w:t>电话：19921057118    邮箱：aqfxz_zh@qq.com</w:t>
+      </w:r>
+    </w:p>
+    <w:p>
+      <w:pPr>
+        <w:spacing w:before="20" w:after="0" w:line="317" w:lineRule="auto"/>
+      </w:pPr>
+      <w:r>
+        <w:rPr>
+          <w:rFonts w:ascii="Noto Sans CJK SC" w:hAnsi="Noto Sans CJK SC" w:eastAsia="Noto Sans CJK SC"/>
+          <w:b w:val="0"/>
+          <w:color w:val="333333"/>
+          <w:sz w:val="15"/>
+        </w:rPr>
+        <w:t>GitHub：</w:t>
+      </w:r>
+      <w:r>
+        <w:rPr>
+          <w:rFonts w:ascii="Noto Sans CJK SC" w:hAnsi="Noto Sans CJK SC" w:eastAsia="Noto Sans CJK SC"/>
+          <w:b w:val="0"/>
+          <w:color w:val="3498DB"/>
+          <w:sz w:val="15"/>
+        </w:rPr>
+        <w:t xml:space="preserve">    github.com/lxcxjxhx</w:t>
+      </w:r>
+      <w:r>
+        <w:rPr>
+          <w:rFonts w:ascii="Noto Sans CJK SC" w:hAnsi="Noto Sans CJK SC" w:eastAsia="Noto Sans CJK SC"/>
+          <w:b w:val="0"/>
+          <w:color w:val="333333"/>
+          <w:sz w:val="15"/>
+        </w:rPr>
+        <w:t xml:space="preserve">    博客：</w:t>
+      </w:r>
+      <w:r>
+        <w:rPr>
+          <w:rFonts w:ascii="Noto Sans CJK SC" w:hAnsi="Noto Sans CJK SC" w:eastAsia="Noto Sans CJK SC"/>
+          <w:b w:val="0"/>
+          <w:color w:val="333333"/>
+          <w:sz w:val="15"/>
+        </w:rPr>
+        <w:t xml:space="preserve">    security-hyacinth.blog.csdn.net</w:t>
+      </w:r>
+    </w:p>
+    <w:p>
+      <w:pPr>
+        <w:spacing w:before="20" w:after="0" w:line="317" w:lineRule="auto"/>
+      </w:pPr>
+      <w:r>
+        <w:rPr>
+          <w:rFonts w:ascii="Noto Sans CJK SC" w:hAnsi="Noto Sans CJK SC" w:eastAsia="Noto Sans CJK SC"/>
+          <w:b w:val="0"/>
+          <w:color w:val="333333"/>
+          <w:sz w:val="15"/>
+        </w:rPr>
+        <w:t>arXiv：</w:t>
+      </w:r>
+      <w:r>
+        <w:rPr>
+          <w:rFonts w:ascii="Noto Sans CJK SC" w:hAnsi="Noto Sans CJK SC" w:eastAsia="Noto Sans CJK SC"/>
+          <w:b w:val="0"/>
+          <w:color w:val="3498DB"/>
+          <w:sz w:val="15"/>
+        </w:rPr>
+        <w:t xml:space="preserve">    arxiv.org/search/?query=JH-Qian</w:t>
+      </w:r>
+      <w:r>
+        <w:rPr>
+          <w:rFonts w:ascii="Noto Sans CJK SC" w:hAnsi="Noto Sans CJK SC" w:eastAsia="Noto Sans CJK SC"/>
+          <w:b w:val="0"/>
+          <w:color w:val="333333"/>
+          <w:sz w:val="15"/>
+        </w:rPr>
+        <w:t xml:space="preserve">    LinkedIn：</w:t>
+      </w:r>
+      <w:r>
+        <w:rPr>
+          <w:rFonts w:ascii="Noto Sans CJK SC" w:hAnsi="Noto Sans CJK SC" w:eastAsia="Noto Sans CJK SC"/>
+          <w:b w:val="0"/>
+          <w:color w:val="3498DB"/>
+          <w:sz w:val="15"/>
+        </w:rPr>
+        <w:t xml:space="preserve">    linkedin.com/in/佳宏-钱</w:t>
+      </w:r>
+    </w:p>
+    <w:p>
+      <w:pPr>
+        <w:spacing w:before="140" w:after="60" w:line="317" w:lineRule="auto"/>
+        <w:shd w:fill="2C3E50" w:val="clear"/>
+      </w:pPr>
+      <w:r>
+        <w:rPr>
+          <w:rFonts w:ascii="Noto Sans CJK SC" w:hAnsi="Noto Sans CJK SC" w:eastAsia="Noto Sans CJK SC"/>
+          <w:b/>
+          <w:color w:val="FFFFFF"/>
+          <w:sz w:val="21"/>
+        </w:rPr>
+        <w:t xml:space="preserve">  实习经历</w:t>
+      </w:r>
+    </w:p>
+    <w:p>
+      <w:pPr>
+        <w:tabs>
+          <w:tab w:pos="10205" w:val="right"/>
+        </w:tabs>
+        <w:spacing w:before="60" w:after="20" w:line="317" w:lineRule="auto"/>
+      </w:pPr>
+      <w:r>
+        <w:rPr>
+          <w:rFonts w:ascii="Noto Sans CJK SC" w:hAnsi="Noto Sans CJK SC" w:eastAsia="Noto Sans CJK SC"/>
+          <w:b/>
+          <w:color w:val="2C3E50"/>
+          <w:sz w:val="19"/>
+        </w:rPr>
+        <w:t>绿盟科技集团股份有限公司上海分公司</w:t>
+      </w:r>
+      <w:r>
+        <w:rPr>
+          <w:rFonts w:ascii="Noto Sans CJK SC" w:hAnsi="Noto Sans CJK SC" w:eastAsia="Noto Sans CJK SC"/>
+          <w:b w:val="0"/>
+          <w:color w:val="7F8C8D"/>
+          <w:sz w:val="16"/>
+        </w:rPr>
+        <w:tab/>
+        <w:t>2025.7 – 2026.7</w:t>
+      </w:r>
+    </w:p>
+    <w:p>
+      <w:pPr>
+        <w:spacing w:before="0" w:after="20" w:line="317" w:lineRule="auto"/>
+      </w:pPr>
+      <w:r>
+        <w:rPr>
+          <w:rFonts w:ascii="Noto Sans CJK SC" w:hAnsi="Noto Sans CJK SC" w:eastAsia="Noto Sans CJK SC"/>
+          <w:b/>
+          <w:color w:val="2C3E50"/>
+          <w:sz w:val="17"/>
+        </w:rPr>
+        <w:t>实习安全工程师</w:t>
+      </w:r>
+    </w:p>
+    <w:p>
+      <w:pPr>
+        <w:spacing w:before="0" w:after="0" w:line="317" w:lineRule="auto"/>
+        <w:ind w:left="255"/>
+        <w:jc w:val="both"/>
+      </w:pPr>
+      <w:r>
+        <w:rPr>
+          <w:rFonts w:ascii="Noto Sans CJK SC" w:hAnsi="Noto Sans CJK SC" w:eastAsia="Noto Sans CJK SC"/>
+          <w:b/>
+          <w:color w:val="3498DB"/>
+          <w:sz w:val="18"/>
+        </w:rPr>
+        <w:t xml:space="preserve">• </w:t>
+      </w:r>
+      <w:r>
+        <w:rPr>
+          <w:rFonts w:ascii="Noto Sans CJK SC" w:hAnsi="Noto Sans CJK SC" w:eastAsia="Noto Sans CJK SC"/>
+          <w:b/>
+          <w:color w:val="2C3E50"/>
+          <w:sz w:val="18"/>
+        </w:rPr>
+        <w:t>安全产品交付与运维</w:t>
+      </w:r>
+      <w:r>
+        <w:rPr>
+          <w:rFonts w:ascii="Noto Sans CJK SC" w:hAnsi="Noto Sans CJK SC" w:eastAsia="Noto Sans CJK SC"/>
+          <w:b w:val="0"/>
+          <w:color w:val="333333"/>
+          <w:sz w:val="18"/>
+        </w:rPr>
+        <w:t>：独立负责防火墙、WAF、RSAS 等设备的策略配置与故障排查，深度参与金融/制造业客户等保合规项目，具备扎实的系统工程交付能力。</w:t>
+      </w:r>
+    </w:p>
+    <w:p>
+      <w:pPr>
+        <w:spacing w:before="0" w:after="0" w:line="317" w:lineRule="auto"/>
+        <w:ind w:left="255"/>
+        <w:jc w:val="both"/>
+      </w:pPr>
+      <w:r>
+        <w:rPr>
+          <w:rFonts w:ascii="Noto Sans CJK SC" w:hAnsi="Noto Sans CJK SC" w:eastAsia="Noto Sans CJK SC"/>
+          <w:b/>
+          <w:color w:val="3498DB"/>
+          <w:sz w:val="18"/>
+        </w:rPr>
+        <w:t xml:space="preserve">• </w:t>
+      </w:r>
+      <w:r>
+        <w:rPr>
+          <w:rFonts w:ascii="Noto Sans CJK SC" w:hAnsi="Noto Sans CJK SC" w:eastAsia="Noto Sans CJK SC"/>
+          <w:b/>
+          <w:color w:val="2C3E50"/>
+          <w:sz w:val="18"/>
+        </w:rPr>
+        <w:t>AI 赋能安全运营 · PoC</w:t>
+      </w:r>
+      <w:r>
+        <w:rPr>
+          <w:rFonts w:ascii="Noto Sans CJK SC" w:hAnsi="Noto Sans CJK SC" w:eastAsia="Noto Sans CJK SC"/>
+          <w:b w:val="0"/>
+          <w:color w:val="333333"/>
+          <w:sz w:val="18"/>
+        </w:rPr>
+        <w:t>：主动加入公司"安全运营–AI 赋能专项组"，主导大模型辅助告警分析的技术调研。基于 LangChain 搭建本地化 RAG 原型系统，完成安全日志向量化存储与 Prompt 工程调试，输出《AI 在安全日志分析中的应用调研报告》并组内分享。</w:t>
+      </w:r>
+    </w:p>
+    <w:p>
+      <w:pPr>
+        <w:spacing w:before="0" w:after="0" w:line="317" w:lineRule="auto"/>
+        <w:ind w:left="255"/>
+        <w:jc w:val="both"/>
+      </w:pPr>
+      <w:r>
+        <w:rPr>
+          <w:rFonts w:ascii="Noto Sans CJK SC" w:hAnsi="Noto Sans CJK SC" w:eastAsia="Noto Sans CJK SC"/>
+          <w:b/>
+          <w:color w:val="3498DB"/>
+          <w:sz w:val="18"/>
+        </w:rPr>
+        <w:t xml:space="preserve">• </w:t>
+      </w:r>
+      <w:r>
+        <w:rPr>
+          <w:rFonts w:ascii="Noto Sans CJK SC" w:hAnsi="Noto Sans CJK SC" w:eastAsia="Noto Sans CJK SC"/>
+          <w:b/>
+          <w:color w:val="2C3E50"/>
+          <w:sz w:val="18"/>
+        </w:rPr>
+        <w:t>自研提效工具投产</w:t>
+      </w:r>
+      <w:r>
+        <w:rPr>
+          <w:rFonts w:ascii="Noto Sans CJK SC" w:hAnsi="Noto Sans CJK SC" w:eastAsia="Noto Sans CJK SC"/>
+          <w:b w:val="0"/>
+          <w:color w:val="333333"/>
+          <w:sz w:val="18"/>
+        </w:rPr>
+        <w:t xml:space="preserve">：独立研发规则自动化检查与修复工具 </w:t>
+      </w:r>
+      <w:r>
+        <w:rPr>
+          <w:rFonts w:ascii="Noto Sans CJK SC" w:hAnsi="Noto Sans CJK SC" w:eastAsia="Noto Sans CJK SC"/>
+          <w:b w:val="0"/>
+          <w:color w:val="3498DB"/>
+          <w:sz w:val="18"/>
+        </w:rPr>
+        <w:t>HOS-LS</w:t>
+      </w:r>
+      <w:r>
+        <w:rPr>
+          <w:rFonts w:ascii="Noto Sans CJK SC" w:hAnsi="Noto Sans CJK SC" w:eastAsia="Noto Sans CJK SC"/>
+          <w:b w:val="0"/>
+          <w:color w:val="333333"/>
+          <w:sz w:val="18"/>
+        </w:rPr>
+        <w:t xml:space="preserve">，提交至绿盟工程交付工具平台并投入内部试用；构建轻量级安全知识库 </w:t>
+      </w:r>
+      <w:r>
+        <w:rPr>
+          <w:rFonts w:ascii="Noto Sans CJK SC" w:hAnsi="Noto Sans CJK SC" w:eastAsia="Noto Sans CJK SC"/>
+          <w:b w:val="0"/>
+          <w:color w:val="3498DB"/>
+          <w:sz w:val="18"/>
+        </w:rPr>
+        <w:t>BOS-NI</w:t>
+      </w:r>
+      <w:r>
+        <w:rPr>
+          <w:rFonts w:ascii="Noto Sans CJK SC" w:hAnsi="Noto Sans CJK SC" w:eastAsia="Noto Sans CJK SC"/>
+          <w:b w:val="0"/>
+          <w:color w:val="333333"/>
+          <w:sz w:val="18"/>
+        </w:rPr>
+        <w:t>，集成语义检索能力，帮助新员工快速定位常见问题。</w:t>
+      </w:r>
+    </w:p>
+    <w:p>
+      <w:pPr>
+        <w:spacing w:before="140" w:after="60" w:line="317" w:lineRule="auto"/>
+        <w:shd w:fill="2C3E50" w:val="clear"/>
+      </w:pPr>
+      <w:r>
+        <w:rPr>
+          <w:rFonts w:ascii="Noto Sans CJK SC" w:hAnsi="Noto Sans CJK SC" w:eastAsia="Noto Sans CJK SC"/>
+          <w:b/>
+          <w:color w:val="FFFFFF"/>
+          <w:sz w:val="21"/>
+        </w:rPr>
+        <w:t xml:space="preserve">  项目经历</w:t>
+      </w:r>
+    </w:p>
+    <w:p>
+      <w:pPr>
+        <w:tabs>
+          <w:tab w:pos="10205" w:val="right"/>
+        </w:tabs>
+        <w:spacing w:before="60" w:after="20" w:line="317" w:lineRule="auto"/>
+      </w:pPr>
+      <w:r>
+        <w:rPr>
+          <w:rFonts w:ascii="Noto Sans CJK SC" w:hAnsi="Noto Sans CJK SC" w:eastAsia="Noto Sans CJK SC"/>
+          <w:b/>
+          <w:color w:val="2C3E50"/>
+          <w:sz w:val="19"/>
+        </w:rPr>
+        <w:t>安全风信子 – AI+ 信息安全攻防实训平台</w:t>
+      </w:r>
+      <w:r>
+        <w:rPr>
+          <w:rFonts w:ascii="Noto Sans CJK SC" w:hAnsi="Noto Sans CJK SC" w:eastAsia="Noto Sans CJK SC"/>
+          <w:b w:val="0"/>
+          <w:color w:val="7F8C8D"/>
+          <w:sz w:val="16"/>
+        </w:rPr>
+        <w:tab/>
+        <w:t>2024.9 – 2025.6</w:t>
+      </w:r>
+    </w:p>
+    <w:p>
+      <w:pPr>
+        <w:spacing w:before="0" w:after="20" w:line="317" w:lineRule="auto"/>
+      </w:pPr>
+      <w:r>
+        <w:rPr>
+          <w:rFonts w:ascii="Noto Sans CJK SC" w:hAnsi="Noto Sans CJK SC" w:eastAsia="Noto Sans CJK SC"/>
+          <w:b/>
+          <w:color w:val="2C3E50"/>
+          <w:sz w:val="17"/>
+        </w:rPr>
+        <w:t>负责人 &amp; 软件开发 | 荣获中美创客分赛道国家奖</w:t>
+      </w:r>
+    </w:p>
+    <w:p>
+      <w:pPr>
+        <w:spacing w:before="0" w:after="0" w:line="317" w:lineRule="auto"/>
+        <w:ind w:left="255"/>
+        <w:jc w:val="both"/>
+      </w:pPr>
+      <w:r>
+        <w:rPr>
+          <w:rFonts w:ascii="Noto Sans CJK SC" w:hAnsi="Noto Sans CJK SC" w:eastAsia="Noto Sans CJK SC"/>
+          <w:b/>
+          <w:color w:val="3498DB"/>
+          <w:sz w:val="18"/>
+        </w:rPr>
+        <w:t xml:space="preserve">• </w:t>
+      </w:r>
+      <w:r>
+        <w:rPr>
+          <w:rFonts w:ascii="Noto Sans CJK SC" w:hAnsi="Noto Sans CJK SC" w:eastAsia="Noto Sans CJK SC"/>
+          <w:b w:val="0"/>
+          <w:color w:val="333333"/>
+          <w:sz w:val="18"/>
+        </w:rPr>
+        <w:t>带领 6 人团队打造"攻击模拟–日志审计–智能响应"一体化实训平台。</w:t>
+      </w:r>
+    </w:p>
+    <w:p>
+      <w:pPr>
+        <w:spacing w:before="0" w:after="0" w:line="317" w:lineRule="auto"/>
+        <w:ind w:left="255"/>
+        <w:jc w:val="both"/>
+      </w:pPr>
+      <w:r>
+        <w:rPr>
+          <w:rFonts w:ascii="Noto Sans CJK SC" w:hAnsi="Noto Sans CJK SC" w:eastAsia="Noto Sans CJK SC"/>
+          <w:b/>
+          <w:color w:val="3498DB"/>
+          <w:sz w:val="18"/>
+        </w:rPr>
+        <w:t xml:space="preserve">• </w:t>
+      </w:r>
+      <w:r>
+        <w:rPr>
+          <w:rFonts w:ascii="Noto Sans CJK SC" w:hAnsi="Noto Sans CJK SC" w:eastAsia="Noto Sans CJK SC"/>
+          <w:b/>
+          <w:color w:val="2C3E50"/>
+          <w:sz w:val="18"/>
+        </w:rPr>
+        <w:t>核心技术攻坚</w:t>
+      </w:r>
+      <w:r>
+        <w:rPr>
+          <w:rFonts w:ascii="Noto Sans CJK SC" w:hAnsi="Noto Sans CJK SC" w:eastAsia="Noto Sans CJK SC"/>
+          <w:b w:val="0"/>
+          <w:color w:val="333333"/>
+          <w:sz w:val="18"/>
+        </w:rPr>
+        <w:t xml:space="preserve">：基于 </w:t>
+      </w:r>
+      <w:r>
+        <w:rPr>
+          <w:rFonts w:ascii="Noto Sans CJK SC" w:hAnsi="Noto Sans CJK SC" w:eastAsia="Noto Sans CJK SC"/>
+          <w:b/>
+          <w:color w:val="2C3E50"/>
+          <w:sz w:val="18"/>
+        </w:rPr>
+        <w:t>Qwen-14B</w:t>
+      </w:r>
+      <w:r>
+        <w:rPr>
+          <w:rFonts w:ascii="Noto Sans CJK SC" w:hAnsi="Noto Sans CJK SC" w:eastAsia="Noto Sans CJK SC"/>
+          <w:b w:val="0"/>
+          <w:color w:val="333333"/>
+          <w:sz w:val="18"/>
+        </w:rPr>
+        <w:t xml:space="preserve"> 指令微调（LoRA），结合 </w:t>
+      </w:r>
+      <w:r>
+        <w:rPr>
+          <w:rFonts w:ascii="Noto Sans CJK SC" w:hAnsi="Noto Sans CJK SC" w:eastAsia="Noto Sans CJK SC"/>
+          <w:b/>
+          <w:color w:val="2C3E50"/>
+          <w:sz w:val="18"/>
+        </w:rPr>
+        <w:t>Neo4j 知识图谱</w:t>
+      </w:r>
+      <w:r>
+        <w:rPr>
+          <w:rFonts w:ascii="Noto Sans CJK SC" w:hAnsi="Noto Sans CJK SC" w:eastAsia="Noto Sans CJK SC"/>
+          <w:b w:val="0"/>
+          <w:color w:val="333333"/>
+          <w:sz w:val="18"/>
+        </w:rPr>
+        <w:t xml:space="preserve">与 </w:t>
+      </w:r>
+      <w:r>
+        <w:rPr>
+          <w:rFonts w:ascii="Noto Sans CJK SC" w:hAnsi="Noto Sans CJK SC" w:eastAsia="Noto Sans CJK SC"/>
+          <w:b/>
+          <w:color w:val="2C3E50"/>
+          <w:sz w:val="18"/>
+        </w:rPr>
+        <w:t>PPO 强化学习</w:t>
+      </w:r>
+      <w:r>
+        <w:rPr>
+          <w:rFonts w:ascii="Noto Sans CJK SC" w:hAnsi="Noto Sans CJK SC" w:eastAsia="Noto Sans CJK SC"/>
+          <w:b w:val="0"/>
+          <w:color w:val="333333"/>
+          <w:sz w:val="18"/>
+        </w:rPr>
+        <w:t>优化漏洞利用路径推荐；开发命令行智能辅助模块。</w:t>
+      </w:r>
+    </w:p>
+    <w:p>
+      <w:pPr>
+        <w:spacing w:before="0" w:after="0" w:line="317" w:lineRule="auto"/>
+        <w:ind w:left="255"/>
+        <w:jc w:val="both"/>
+      </w:pPr>
+      <w:r>
+        <w:rPr>
+          <w:rFonts w:ascii="Noto Sans CJK SC" w:hAnsi="Noto Sans CJK SC" w:eastAsia="Noto Sans CJK SC"/>
+          <w:b/>
+          <w:color w:val="3498DB"/>
+          <w:sz w:val="18"/>
+        </w:rPr>
+        <w:t xml:space="preserve">• </w:t>
+      </w:r>
+      <w:r>
+        <w:rPr>
+          <w:rFonts w:ascii="Noto Sans CJK SC" w:hAnsi="Noto Sans CJK SC" w:eastAsia="Noto Sans CJK SC"/>
+          <w:b/>
+          <w:color w:val="2C3E50"/>
+          <w:sz w:val="18"/>
+        </w:rPr>
+        <w:t>工程落地</w:t>
+      </w:r>
+      <w:r>
+        <w:rPr>
+          <w:rFonts w:ascii="Noto Sans CJK SC" w:hAnsi="Noto Sans CJK SC" w:eastAsia="Noto Sans CJK SC"/>
+          <w:b w:val="0"/>
+          <w:color w:val="333333"/>
+          <w:sz w:val="18"/>
+        </w:rPr>
+        <w:t>：设计攻击日志归类与可视化响应模块，实现异常行为快速溯源。成果：中美创客国奖，软著实审中，专利撰写中。</w:t>
+      </w:r>
+    </w:p>
+    <w:p>
+      <w:pPr>
+        <w:tabs>
+          <w:tab w:pos="10205" w:val="right"/>
+        </w:tabs>
+        <w:spacing w:before="60" w:after="20" w:line="317" w:lineRule="auto"/>
+      </w:pPr>
+      <w:r>
+        <w:rPr>
+          <w:rFonts w:ascii="Noto Sans CJK SC" w:hAnsi="Noto Sans CJK SC" w:eastAsia="Noto Sans CJK SC"/>
+          <w:b/>
+          <w:color w:val="2C3E50"/>
+          <w:sz w:val="19"/>
+        </w:rPr>
+        <w:t>智医语伴机器人 – 医疗 AI 对话系统</w:t>
+      </w:r>
+      <w:r>
+        <w:rPr>
+          <w:rFonts w:ascii="Noto Sans CJK SC" w:hAnsi="Noto Sans CJK SC" w:eastAsia="Noto Sans CJK SC"/>
+          <w:b w:val="0"/>
+          <w:color w:val="7F8C8D"/>
+          <w:sz w:val="16"/>
+        </w:rPr>
+        <w:tab/>
+        <w:t>2023.9 – 2024.6</w:t>
+      </w:r>
+    </w:p>
+    <w:p>
+      <w:pPr>
+        <w:spacing w:before="0" w:after="20" w:line="317" w:lineRule="auto"/>
+      </w:pPr>
+      <w:r>
+        <w:rPr>
+          <w:rFonts w:ascii="Noto Sans CJK SC" w:hAnsi="Noto Sans CJK SC" w:eastAsia="Noto Sans CJK SC"/>
+          <w:b/>
+          <w:color w:val="2C3E50"/>
+          <w:sz w:val="17"/>
+        </w:rPr>
+        <w:t>队员 &amp; AI 应用开发 | 英特尔 AI 创新大赛入围</w:t>
+      </w:r>
+    </w:p>
+    <w:p>
+      <w:pPr>
+        <w:spacing w:before="0" w:after="0" w:line="317" w:lineRule="auto"/>
+        <w:ind w:left="255"/>
+        <w:jc w:val="both"/>
+      </w:pPr>
+      <w:r>
+        <w:rPr>
+          <w:rFonts w:ascii="Noto Sans CJK SC" w:hAnsi="Noto Sans CJK SC" w:eastAsia="Noto Sans CJK SC"/>
+          <w:b/>
+          <w:color w:val="3498DB"/>
+          <w:sz w:val="18"/>
+        </w:rPr>
+        <w:t xml:space="preserve">• </w:t>
+      </w:r>
+      <w:r>
+        <w:rPr>
+          <w:rFonts w:ascii="Noto Sans CJK SC" w:hAnsi="Noto Sans CJK SC" w:eastAsia="Noto Sans CJK SC"/>
+          <w:b w:val="0"/>
+          <w:color w:val="333333"/>
+          <w:sz w:val="18"/>
+        </w:rPr>
+        <w:t>基于"AI PC"平台研发面向基层诊所的智能问诊辅助机器人。</w:t>
+      </w:r>
+    </w:p>
+    <w:p>
+      <w:pPr>
+        <w:spacing w:before="0" w:after="0" w:line="317" w:lineRule="auto"/>
+        <w:ind w:left="255"/>
+        <w:jc w:val="both"/>
+      </w:pPr>
+      <w:r>
+        <w:rPr>
+          <w:rFonts w:ascii="Noto Sans CJK SC" w:hAnsi="Noto Sans CJK SC" w:eastAsia="Noto Sans CJK SC"/>
+          <w:b/>
+          <w:color w:val="3498DB"/>
+          <w:sz w:val="18"/>
+        </w:rPr>
+        <w:t xml:space="preserve">• </w:t>
+      </w:r>
+      <w:r>
+        <w:rPr>
+          <w:rFonts w:ascii="Noto Sans CJK SC" w:hAnsi="Noto Sans CJK SC" w:eastAsia="Noto Sans CJK SC"/>
+          <w:b/>
+          <w:color w:val="2C3E50"/>
+          <w:sz w:val="18"/>
+        </w:rPr>
+        <w:t>负责隐私安全与 AI 交互</w:t>
+      </w:r>
+      <w:r>
+        <w:rPr>
+          <w:rFonts w:ascii="Noto Sans CJK SC" w:hAnsi="Noto Sans CJK SC" w:eastAsia="Noto Sans CJK SC"/>
+          <w:b w:val="0"/>
+          <w:color w:val="333333"/>
+          <w:sz w:val="18"/>
+        </w:rPr>
+        <w:t>：设计端到端通信加密与敏感内容识别机制（BERT 微调分类器），确保医疗数据合规；参与语音识别（Whisper 微调）与意图理解（LLM Few-shot）开发。</w:t>
+      </w:r>
+    </w:p>
+    <w:p>
+      <w:pPr>
+        <w:spacing w:before="0" w:after="0" w:line="317" w:lineRule="auto"/>
+        <w:ind w:left="255"/>
+        <w:jc w:val="both"/>
+      </w:pPr>
+      <w:r>
+        <w:rPr>
+          <w:rFonts w:ascii="Noto Sans CJK SC" w:hAnsi="Noto Sans CJK SC" w:eastAsia="Noto Sans CJK SC"/>
+          <w:b/>
+          <w:color w:val="3498DB"/>
+          <w:sz w:val="18"/>
+        </w:rPr>
+        <w:t xml:space="preserve">• </w:t>
+      </w:r>
+      <w:r>
+        <w:rPr>
+          <w:rFonts w:ascii="Noto Sans CJK SC" w:hAnsi="Noto Sans CJK SC" w:eastAsia="Noto Sans CJK SC"/>
+          <w:b w:val="0"/>
+          <w:color w:val="333333"/>
+          <w:sz w:val="18"/>
+        </w:rPr>
+        <w:t>入围英特尔创新创业专项赛（GBAC240303106392），获主办方高度认可。</w:t>
+      </w:r>
+    </w:p>
+    <w:p>
+      <w:pPr>
+        <w:spacing w:before="140" w:after="60" w:line="317" w:lineRule="auto"/>
+        <w:shd w:fill="2C3E50" w:val="clear"/>
+      </w:pPr>
+      <w:r>
+        <w:rPr>
+          <w:rFonts w:ascii="Noto Sans CJK SC" w:hAnsi="Noto Sans CJK SC" w:eastAsia="Noto Sans CJK SC"/>
+          <w:b/>
+          <w:color w:val="FFFFFF"/>
+          <w:sz w:val="21"/>
+        </w:rPr>
+        <w:t xml:space="preserve">  技能 &amp; 证书</w:t>
+      </w:r>
+    </w:p>
+    <w:p>
+      <w:pPr>
+        <w:spacing w:before="0" w:after="20" w:line="317" w:lineRule="auto"/>
+        <w:jc w:val="both"/>
+      </w:pPr>
+      <w:r>
+        <w:rPr>
+          <w:rFonts w:ascii="Noto Sans CJK SC" w:hAnsi="Noto Sans CJK SC" w:eastAsia="Noto Sans CJK SC"/>
+          <w:b/>
+          <w:color w:val="2C3E50"/>
+          <w:sz w:val="18"/>
+        </w:rPr>
+        <w:t>核心能力：</w:t>
+      </w:r>
+      <w:r>
+        <w:rPr>
+          <w:rFonts w:ascii="Noto Sans CJK SC" w:hAnsi="Noto Sans CJK SC" w:eastAsia="Noto Sans CJK SC"/>
+          <w:b w:val="0"/>
+          <w:sz w:val="18"/>
+        </w:rPr>
+        <w:t>AI 系统工程（PyTorch / LangChain 全链路，RAG、代码生成、大模型微调 LoRA/QLoRA）与 AI 安全（攻防、漏洞挖掘）双线并行，168 个开源 PR 佐证工程落地能力。</w:t>
+      </w:r>
+    </w:p>
+    <w:p>
+      <w:pPr>
+        <w:spacing w:before="0" w:after="20" w:line="317" w:lineRule="auto"/>
+        <w:jc w:val="both"/>
+      </w:pPr>
+      <w:r>
+        <w:rPr>
+          <w:rFonts w:ascii="Noto Sans CJK SC" w:hAnsi="Noto Sans CJK SC" w:eastAsia="Noto Sans CJK SC"/>
+          <w:b/>
+          <w:color w:val="2C3E50"/>
+          <w:sz w:val="18"/>
+        </w:rPr>
+        <w:t>探索方向：</w:t>
+      </w:r>
+      <w:r>
+        <w:rPr>
+          <w:rFonts w:ascii="Noto Sans CJK SC" w:hAnsi="Noto Sans CJK SC" w:eastAsia="Noto Sans CJK SC"/>
+          <w:b w:val="0"/>
+          <w:sz w:val="18"/>
+        </w:rPr>
+        <w:t>强化学习（PPO）、AI Agent 开发、模型压缩蒸馏、MCP / Skills 等前沿架构。</w:t>
+      </w:r>
+    </w:p>
+    <w:p>
+      <w:pPr>
+        <w:spacing w:before="0" w:after="20" w:line="317" w:lineRule="auto"/>
+        <w:jc w:val="both"/>
+      </w:pPr>
+      <w:r>
+        <w:rPr>
+          <w:rFonts w:ascii="Noto Sans CJK SC" w:hAnsi="Noto Sans CJK SC" w:eastAsia="Noto Sans CJK SC"/>
+          <w:b/>
+          <w:color w:val="2C3E50"/>
+          <w:sz w:val="18"/>
+        </w:rPr>
+        <w:t>其他：</w:t>
+      </w:r>
+      <w:r>
+        <w:rPr>
+          <w:rFonts w:ascii="Noto Sans CJK SC" w:hAnsi="Noto Sans CJK SC" w:eastAsia="Noto Sans CJK SC"/>
+          <w:b w:val="0"/>
+          <w:sz w:val="18"/>
+        </w:rPr>
+        <w:t>英语 CET-6 | 普通话二级乙等 | EFG 创业训练营结业（第75期）| 计算机一级 | C2 驾照</w:t>
+      </w:r>
+    </w:p>
+    <w:p>
+      <w:pPr>
+        <w:spacing w:before="140" w:after="60" w:line="317" w:lineRule="auto"/>
+        <w:shd w:fill="2C3E50" w:val="clear"/>
+      </w:pPr>
+      <w:r>
+        <w:rPr>
+          <w:rFonts w:ascii="Noto Sans CJK SC" w:hAnsi="Noto Sans CJK SC" w:eastAsia="Noto Sans CJK SC"/>
+          <w:b/>
+          <w:color w:val="FFFFFF"/>
+          <w:sz w:val="21"/>
+        </w:rPr>
+        <w:t xml:space="preserve">  开源贡献（均为已合并 PR）</w:t>
+      </w:r>
+    </w:p>
+    <w:p>
+      <w:pPr>
+        <w:spacing w:before="0" w:after="0" w:line="300" w:lineRule="auto"/>
+        <w:ind w:left="227"/>
+      </w:pPr>
+      <w:r>
+        <w:rPr>
+          <w:rFonts w:ascii="Noto Sans CJK SC" w:hAnsi="Noto Sans CJK SC" w:eastAsia="Noto Sans CJK SC"/>
+          <w:b/>
+          <w:color w:val="3498DB"/>
+          <w:sz w:val="16"/>
+        </w:rPr>
+        <w:t xml:space="preserve">▸ </w:t>
+      </w:r>
+      <w:r>
+        <w:rPr>
+          <w:rFonts w:ascii="Noto Sans CJK SC" w:hAnsi="Noto Sans CJK SC" w:eastAsia="Noto Sans CJK SC"/>
+          <w:b w:val="0"/>
+          <w:color w:val="7F8C8D"/>
+          <w:sz w:val="15"/>
+        </w:rPr>
+        <w:t xml:space="preserve">  7.4万星</w:t>
+      </w:r>
+      <w:r>
+        <w:rPr>
+          <w:rFonts w:ascii="Noto Sans CJK SC" w:hAnsi="Noto Sans CJK SC" w:eastAsia="Noto Sans CJK SC"/>
+          <w:b w:val="0"/>
+          <w:color w:val="333333"/>
+          <w:sz w:val="17"/>
+        </w:rPr>
+        <w:t xml:space="preserve">  hiyouga/LlamaFactory #10626 - 改进入门指南文档，降低大模型微调门槛</w:t>
+      </w:r>
+    </w:p>
+    <w:p>
+      <w:pPr>
+        <w:spacing w:before="0" w:after="0" w:line="300" w:lineRule="auto"/>
+        <w:ind w:left="227"/>
+      </w:pPr>
+      <w:r>
+        <w:rPr>
+          <w:rFonts w:ascii="Noto Sans CJK SC" w:hAnsi="Noto Sans CJK SC" w:eastAsia="Noto Sans CJK SC"/>
+          <w:b/>
+          <w:color w:val="3498DB"/>
+          <w:sz w:val="16"/>
+        </w:rPr>
+        <w:t xml:space="preserve">▸ </w:t>
+      </w:r>
+      <w:r>
+        <w:rPr>
+          <w:rFonts w:ascii="Noto Sans CJK SC" w:hAnsi="Noto Sans CJK SC" w:eastAsia="Noto Sans CJK SC"/>
+          <w:b w:val="0"/>
+          <w:color w:val="7F8C8D"/>
+          <w:sz w:val="15"/>
+        </w:rPr>
+        <w:t xml:space="preserve">  7.4万星</w:t>
+      </w:r>
+      <w:r>
+        <w:rPr>
+          <w:rFonts w:ascii="Noto Sans CJK SC" w:hAnsi="Noto Sans CJK SC" w:eastAsia="Noto Sans CJK SC"/>
+          <w:b w:val="0"/>
+          <w:color w:val="333333"/>
+          <w:sz w:val="17"/>
+        </w:rPr>
+        <w:t xml:space="preserve">  axolotl-ai-cloud/axolotl #3802 - 修复 Jinja 聊天模板验证错误提示逻辑</w:t>
+      </w:r>
+    </w:p>
+    <w:p>
+      <w:pPr>
+        <w:spacing w:before="0" w:after="0" w:line="300" w:lineRule="auto"/>
+        <w:ind w:left="227"/>
+      </w:pPr>
+      <w:r>
+        <w:rPr>
+          <w:rFonts w:ascii="Noto Sans CJK SC" w:hAnsi="Noto Sans CJK SC" w:eastAsia="Noto Sans CJK SC"/>
+          <w:b/>
+          <w:color w:val="3498DB"/>
+          <w:sz w:val="16"/>
+        </w:rPr>
+        <w:t xml:space="preserve">▸ </w:t>
+      </w:r>
+      <w:r>
+        <w:rPr>
+          <w:rFonts w:ascii="Noto Sans CJK SC" w:hAnsi="Noto Sans CJK SC" w:eastAsia="Noto Sans CJK SC"/>
+          <w:b w:val="0"/>
+          <w:color w:val="7F8C8D"/>
+          <w:sz w:val="15"/>
+        </w:rPr>
+        <w:t xml:space="preserve">  1.2万星</w:t>
+      </w:r>
+      <w:r>
+        <w:rPr>
+          <w:rFonts w:ascii="Noto Sans CJK SC" w:hAnsi="Noto Sans CJK SC" w:eastAsia="Noto Sans CJK SC"/>
+          <w:b w:val="0"/>
+          <w:color w:val="333333"/>
+          <w:sz w:val="17"/>
+        </w:rPr>
+        <w:t xml:space="preserve">  vanhauser-thc/thc-hydra #1092 缓冲区溢出 | #1091 内存泄漏 | 等共 6 个已合并安全修复 PR</w:t>
+      </w:r>
+    </w:p>
+    <w:p>
+      <w:pPr>
+        <w:spacing w:before="0" w:after="0" w:line="300" w:lineRule="auto"/>
+        <w:ind w:left="227"/>
+      </w:pPr>
+      <w:r>
+        <w:rPr>
+          <w:rFonts w:ascii="Noto Sans CJK SC" w:hAnsi="Noto Sans CJK SC" w:eastAsia="Noto Sans CJK SC"/>
+          <w:b/>
+          <w:color w:val="3498DB"/>
+          <w:sz w:val="16"/>
+        </w:rPr>
+        <w:t xml:space="preserve">▸ </w:t>
+      </w:r>
+      <w:r>
+        <w:rPr>
+          <w:rFonts w:ascii="Noto Sans CJK SC" w:hAnsi="Noto Sans CJK SC" w:eastAsia="Noto Sans CJK SC"/>
+          <w:b w:val="0"/>
+          <w:color w:val="7F8C8D"/>
+          <w:sz w:val="15"/>
+        </w:rPr>
+        <w:t xml:space="preserve">  3.8万星</w:t>
+      </w:r>
+      <w:r>
+        <w:rPr>
+          <w:rFonts w:ascii="Noto Sans CJK SC" w:hAnsi="Noto Sans CJK SC" w:eastAsia="Noto Sans CJK SC"/>
+          <w:b w:val="0"/>
+          <w:color w:val="333333"/>
+          <w:sz w:val="17"/>
+        </w:rPr>
+        <w:t xml:space="preserve">  aquasecurity/trivy #11013 - 修复 Alpine APKINDEX 归档读取中的类型断言</w:t>
+      </w:r>
+    </w:p>
+    <w:p>
+      <w:pPr>
+        <w:spacing w:before="0" w:after="0" w:line="300" w:lineRule="auto"/>
+        <w:ind w:left="227"/>
+      </w:pPr>
+      <w:r>
+        <w:rPr>
+          <w:rFonts w:ascii="Noto Sans CJK SC" w:hAnsi="Noto Sans CJK SC" w:eastAsia="Noto Sans CJK SC"/>
+          <w:b/>
+          <w:color w:val="3498DB"/>
+          <w:sz w:val="16"/>
+        </w:rPr>
+        <w:t xml:space="preserve">▸ </w:t>
+      </w:r>
+      <w:r>
+        <w:rPr>
+          <w:rFonts w:ascii="Noto Sans CJK SC" w:hAnsi="Noto Sans CJK SC" w:eastAsia="Noto Sans CJK SC"/>
+          <w:b w:val="0"/>
+          <w:color w:val="7F8C8D"/>
+          <w:sz w:val="15"/>
+        </w:rPr>
+        <w:t xml:space="preserve">  1.6万星</w:t>
+      </w:r>
+      <w:r>
+        <w:rPr>
+          <w:rFonts w:ascii="Noto Sans CJK SC" w:hAnsi="Noto Sans CJK SC" w:eastAsia="Noto Sans CJK SC"/>
+          <w:b w:val="0"/>
+          <w:color w:val="333333"/>
+          <w:sz w:val="17"/>
+        </w:rPr>
+        <w:t xml:space="preserve">  zaproxy/zaproxy #9411 - HashUtils 资源泄漏修复</w:t>
+      </w:r>
+    </w:p>
+    <w:p>
+      <w:pPr>
+        <w:spacing w:before="0" w:after="0" w:line="300" w:lineRule="auto"/>
+        <w:ind w:left="227"/>
+      </w:pPr>
+      <w:r>
+        <w:rPr>
+          <w:rFonts w:ascii="Noto Sans CJK SC" w:hAnsi="Noto Sans CJK SC" w:eastAsia="Noto Sans CJK SC"/>
+          <w:b/>
+          <w:color w:val="3498DB"/>
+          <w:sz w:val="16"/>
+        </w:rPr>
+        <w:t xml:space="preserve">▸ </w:t>
+      </w:r>
+      <w:r>
+        <w:rPr>
+          <w:rFonts w:ascii="Noto Sans CJK SC" w:hAnsi="Noto Sans CJK SC" w:eastAsia="Noto Sans CJK SC"/>
+          <w:b w:val="0"/>
+          <w:color w:val="7F8C8D"/>
+          <w:sz w:val="15"/>
+        </w:rPr>
+        <w:t xml:space="preserve">  2.3k星</w:t>
+      </w:r>
+      <w:r>
+        <w:rPr>
+          <w:rFonts w:ascii="Noto Sans CJK SC" w:hAnsi="Noto Sans CJK SC" w:eastAsia="Noto Sans CJK SC"/>
+          <w:b w:val="0"/>
+          <w:color w:val="333333"/>
+          <w:sz w:val="17"/>
+        </w:rPr>
+        <w:t xml:space="preserve">  slimm609/checksec #349 - 修复 kernel.unprivileged_bpf_disabled 检测逻辑</w:t>
+      </w:r>
+    </w:p>
+    <w:p>
+      <w:pPr>
+        <w:spacing w:before="0" w:after="0" w:line="300" w:lineRule="auto"/>
+        <w:ind w:left="227"/>
+      </w:pPr>
+      <w:r>
+        <w:rPr>
+          <w:rFonts w:ascii="Noto Sans CJK SC" w:hAnsi="Noto Sans CJK SC" w:eastAsia="Noto Sans CJK SC"/>
+          <w:b/>
+          <w:color w:val="3498DB"/>
+          <w:sz w:val="16"/>
+        </w:rPr>
+        <w:t xml:space="preserve">▸ </w:t>
+      </w:r>
+      <w:r>
+        <w:rPr>
+          <w:rFonts w:ascii="Noto Sans CJK SC" w:hAnsi="Noto Sans CJK SC" w:eastAsia="Noto Sans CJK SC"/>
+          <w:b w:val="0"/>
+          <w:color w:val="7F8C8D"/>
+          <w:sz w:val="15"/>
+        </w:rPr>
+        <w:t xml:space="preserve">  888星</w:t>
+      </w:r>
+      <w:r>
+        <w:rPr>
+          <w:rFonts w:ascii="Noto Sans CJK SC" w:hAnsi="Noto Sans CJK SC" w:eastAsia="Noto Sans CJK SC"/>
+          <w:b w:val="0"/>
+          <w:color w:val="333333"/>
+          <w:sz w:val="17"/>
+        </w:rPr>
+        <w:t xml:space="preserve">  bytedance/g3 #1103 - 修复 openssl 证书对中不安全的 unwrap() 调用</w:t>
+      </w:r>
+    </w:p>
+    <w:p>
+      <w:pPr>
+        <w:spacing w:before="140" w:after="60" w:line="317" w:lineRule="auto"/>
+        <w:shd w:fill="2C3E50" w:val="clear"/>
+      </w:pPr>
+      <w:r>
+        <w:rPr>
+          <w:rFonts w:ascii="Noto Sans CJK SC" w:hAnsi="Noto Sans CJK SC" w:eastAsia="Noto Sans CJK SC"/>
+          <w:b/>
+          <w:color w:val="FFFFFF"/>
+          <w:sz w:val="21"/>
+        </w:rPr>
+        <w:t xml:space="preserve">  自我介绍</w:t>
+      </w:r>
+    </w:p>
+    <w:p>
+      <w:pPr>
+        <w:spacing w:before="40" w:after="40" w:line="317" w:lineRule="auto"/>
+        <w:jc w:val="both"/>
       </w:pPr>
       <w:r>
         <w:rPr>
@@ -27,654 +1073,12 @@
           <w:color w:val="333333"/>
           <w:sz w:val="18"/>
         </w:rPr>
-        <w:t>姓名：  钱佳宏</w:t>
-      </w:r>
-    </w:p>
-    <w:p>
-      <w:pPr>
-        <w:spacing w:before="20" w:after="20"/>
-      </w:pPr>
-      <w:r>
-        <w:rPr>
-          <w:rFonts w:ascii="Noto Sans CJK SC" w:hAnsi="Noto Sans CJK SC" w:eastAsia="Noto Sans CJK SC"/>
-          <w:b w:val="0"/>
-          <w:color w:val="333333"/>
-          <w:sz w:val="18"/>
-        </w:rPr>
-        <w:t>生日：  2006  身高：  185cm</w:t>
-      </w:r>
-    </w:p>
-    <w:p>
-      <w:pPr>
-        <w:spacing w:before="20" w:after="20"/>
-      </w:pPr>
-      <w:r>
-        <w:rPr>
-          <w:rFonts w:ascii="Noto Sans CJK SC" w:hAnsi="Noto Sans CJK SC" w:eastAsia="Noto Sans CJK SC"/>
-          <w:b w:val="0"/>
-          <w:color w:val="333333"/>
-          <w:sz w:val="18"/>
-        </w:rPr>
-        <w:t>学历：  本科在读  地址：  上海市</w:t>
-      </w:r>
-    </w:p>
-    <w:p>
-      <w:pPr>
-        <w:spacing w:before="20" w:after="20"/>
-      </w:pPr>
-      <w:r>
-        <w:rPr>
-          <w:rFonts w:ascii="Noto Sans CJK SC" w:hAnsi="Noto Sans CJK SC" w:eastAsia="Noto Sans CJK SC"/>
-          <w:b w:val="0"/>
-          <w:color w:val="333333"/>
-          <w:sz w:val="18"/>
-        </w:rPr>
-        <w:t>电话：  19921057118  邮箱：  aqfxz_zh@qq.com</w:t>
-      </w:r>
-    </w:p>
-    <w:p>
-      <w:pPr>
-        <w:spacing w:before="60"/>
-      </w:pPr>
-      <w:r>
-        <w:rPr>
-          <w:rFonts w:ascii="Noto Sans CJK SC" w:hAnsi="Noto Sans CJK SC" w:eastAsia="Noto Sans CJK SC"/>
-          <w:b w:val="0"/>
-          <w:color w:val="555555"/>
-          <w:sz w:val="16"/>
-        </w:rPr>
-        <w:t>GitHub：github.com/lxcxjxhx    博客：security-hyacinth.blog.csdn.net</w:t>
-      </w:r>
-      <w:r>
-        <w:rPr>
-          <w:rFonts w:ascii="Noto Sans CJK SC" w:hAnsi="Noto Sans CJK SC" w:eastAsia="Noto Sans CJK SC"/>
-          <w:b w:val="0"/>
-          <w:color w:val="555555"/>
-          <w:sz w:val="16"/>
-        </w:rPr>
-        <w:t>arXiv：arxiv.org/search/?query=JH-Qian    LinkedIn：linkedin.com/in/佳宏-钱</w:t>
-      </w:r>
-    </w:p>
-    <w:p>
-      <w:pPr>
-        <w:spacing w:before="120" w:after="80"/>
-        <w:shd w:fill="2c3e50" w:val="clear"/>
-      </w:pPr>
-      <w:r>
-        <w:rPr>
-          <w:rFonts w:ascii="Noto Sans CJK SC" w:hAnsi="Noto Sans CJK SC" w:eastAsia="Noto Sans CJK SC"/>
-          <w:b/>
-          <w:color w:val="FFFFFF"/>
-          <w:sz w:val="22"/>
-        </w:rPr>
-        <w:t xml:space="preserve">  实习经历</w:t>
-      </w:r>
-    </w:p>
-    <w:p>
-      <w:pPr>
-        <w:spacing w:before="40" w:after="20"/>
-      </w:pPr>
-      <w:r>
-        <w:rPr>
-          <w:rFonts w:ascii="Noto Sans CJK SC" w:hAnsi="Noto Sans CJK SC" w:eastAsia="Noto Sans CJK SC"/>
-          <w:b/>
-          <w:color w:val="2C3E50"/>
-          <w:sz w:val="20"/>
-        </w:rPr>
-        <w:t>绿盟科技集团股份有限公司上海分公司</w:t>
-      </w:r>
-      <w:r>
-        <w:rPr>
-          <w:rFonts w:ascii="Noto Sans CJK SC" w:hAnsi="Noto Sans CJK SC" w:eastAsia="Noto Sans CJK SC"/>
-          <w:b w:val="0"/>
-          <w:sz w:val="17"/>
-        </w:rPr>
-        <w:tab/>
-      </w:r>
-      <w:r>
-        <w:rPr>
-          <w:rFonts w:ascii="Noto Sans CJK SC" w:hAnsi="Noto Sans CJK SC" w:eastAsia="Noto Sans CJK SC"/>
-          <w:b w:val="0"/>
-          <w:color w:val="7F8C8D"/>
-          <w:sz w:val="17"/>
-        </w:rPr>
-        <w:t>2025.7 – 2026.7</w:t>
-      </w:r>
-    </w:p>
-    <w:p>
-      <w:pPr>
-        <w:spacing w:before="0" w:after="20"/>
-      </w:pPr>
-      <w:r>
-        <w:rPr>
-          <w:rFonts w:ascii="Noto Sans CJK SC" w:hAnsi="Noto Sans CJK SC" w:eastAsia="Noto Sans CJK SC"/>
-          <w:b/>
-          <w:color w:val="34495E"/>
-          <w:sz w:val="18"/>
-        </w:rPr>
-        <w:t>实习安全工程师</w:t>
-      </w:r>
-    </w:p>
-    <w:p>
-      <w:pPr>
-        <w:spacing w:before="20" w:after="40"/>
-        <w:ind w:firstLine="425"/>
-      </w:pPr>
-      <w:r>
-        <w:rPr>
-          <w:rFonts w:ascii="Noto Sans CJK SC" w:hAnsi="Noto Sans CJK SC" w:eastAsia="Noto Sans CJK SC"/>
-          <w:b w:val="0"/>
-          <w:color w:val="333333"/>
-          <w:sz w:val="19"/>
-        </w:rPr>
-        <w:t>安全产品交付与运维：独立负责防火墙、WAF、RSAS 等设备的策略配置与故障排查，深度参与金融/制造业客户等保合规项目，具备扎实的系统工程交付能力。AI 赋能安全运营 · PoC：主动加入公司"安全运营–AI 赋能专项组"，主导大模型辅助告警分析的技术调研。基于 LangChain 搭建本地化 RAG 原型系统，完成安全日志向量化存储与 Prompt 工程调试，输出《AI 在安全日志分析中的应用调研报告》并组内分享。自研提效工具投产：独立研发规则自动化检查与修复工具HOS-LS，提交至绿盟工程交付工具平台并投入内部试用；构建轻量级安全知识库BOS-NI，集成语义检索能力，帮助新员工快速定位常见问题。</w:t>
-      </w:r>
-    </w:p>
-    <w:p>
-      <w:pPr>
-        <w:spacing w:before="120" w:after="80"/>
-        <w:shd w:fill="2c3e50" w:val="clear"/>
-      </w:pPr>
-      <w:r>
-        <w:rPr>
-          <w:rFonts w:ascii="Noto Sans CJK SC" w:hAnsi="Noto Sans CJK SC" w:eastAsia="Noto Sans CJK SC"/>
-          <w:b/>
-          <w:color w:val="FFFFFF"/>
-          <w:sz w:val="22"/>
-        </w:rPr>
-        <w:t xml:space="preserve">  项目经历</w:t>
-      </w:r>
-    </w:p>
-    <w:p>
-      <w:pPr>
-        <w:spacing w:before="40" w:after="20"/>
-      </w:pPr>
-      <w:r>
-        <w:rPr>
-          <w:rFonts w:ascii="Noto Sans CJK SC" w:hAnsi="Noto Sans CJK SC" w:eastAsia="Noto Sans CJK SC"/>
-          <w:b/>
-          <w:color w:val="2C3E50"/>
-          <w:sz w:val="20"/>
-        </w:rPr>
-        <w:t>安全风信子 – AI+ 信息安全攻防实训平台</w:t>
-      </w:r>
-      <w:r>
-        <w:rPr>
-          <w:rFonts w:ascii="Noto Sans CJK SC" w:hAnsi="Noto Sans CJK SC" w:eastAsia="Noto Sans CJK SC"/>
-          <w:b w:val="0"/>
-          <w:sz w:val="17"/>
-        </w:rPr>
-        <w:tab/>
-      </w:r>
-      <w:r>
-        <w:rPr>
-          <w:rFonts w:ascii="Noto Sans CJK SC" w:hAnsi="Noto Sans CJK SC" w:eastAsia="Noto Sans CJK SC"/>
-          <w:b w:val="0"/>
-          <w:color w:val="7F8C8D"/>
-          <w:sz w:val="17"/>
-        </w:rPr>
-        <w:t>2024.9 – 2025.6</w:t>
-      </w:r>
-    </w:p>
-    <w:p>
-      <w:pPr>
-        <w:spacing w:before="0" w:after="20"/>
-      </w:pPr>
-      <w:r>
-        <w:rPr>
-          <w:rFonts w:ascii="Noto Sans CJK SC" w:hAnsi="Noto Sans CJK SC" w:eastAsia="Noto Sans CJK SC"/>
-          <w:b/>
-          <w:color w:val="34495E"/>
-          <w:sz w:val="18"/>
-        </w:rPr>
-        <w:t>负责人 &amp; 软件开发 | 荣获中美创客分赛道国家奖</w:t>
-      </w:r>
-    </w:p>
-    <w:p>
-      <w:pPr>
-        <w:spacing w:before="20" w:after="40"/>
-        <w:ind w:firstLine="425"/>
-      </w:pPr>
-      <w:r>
-        <w:rPr>
-          <w:rFonts w:ascii="Noto Sans CJK SC" w:hAnsi="Noto Sans CJK SC" w:eastAsia="Noto Sans CJK SC"/>
-          <w:b w:val="0"/>
-          <w:color w:val="333333"/>
-          <w:sz w:val="19"/>
-        </w:rPr>
-        <w:t>带领 6 人团队打造"攻击模拟–日志审计–智能响应"一体化实训平台。核心技术攻坚：基于Qwen-14B指令微调（LoRA），结合Neo4j 知识图谱与PPO 强化学习优化漏洞利用路径推荐；开发命令行智能辅助模块。工程落地：设计攻击日志归类与可视化响应模块，实现异常行为快速溯源。成果：中美创客国奖，软著实审中，专利撰写中。</w:t>
-      </w:r>
-    </w:p>
-    <w:p>
-      <w:pPr>
-        <w:spacing w:before="40" w:after="20"/>
-      </w:pPr>
-      <w:r>
-        <w:rPr>
-          <w:rFonts w:ascii="Noto Sans CJK SC" w:hAnsi="Noto Sans CJK SC" w:eastAsia="Noto Sans CJK SC"/>
-          <w:b/>
-          <w:color w:val="2C3E50"/>
-          <w:sz w:val="20"/>
-        </w:rPr>
-        <w:t>智医语伴机器人 – 医疗 AI 对话系统</w:t>
-      </w:r>
-      <w:r>
-        <w:rPr>
-          <w:rFonts w:ascii="Noto Sans CJK SC" w:hAnsi="Noto Sans CJK SC" w:eastAsia="Noto Sans CJK SC"/>
-          <w:b w:val="0"/>
-          <w:sz w:val="17"/>
-        </w:rPr>
-        <w:tab/>
-      </w:r>
-      <w:r>
-        <w:rPr>
-          <w:rFonts w:ascii="Noto Sans CJK SC" w:hAnsi="Noto Sans CJK SC" w:eastAsia="Noto Sans CJK SC"/>
-          <w:b w:val="0"/>
-          <w:color w:val="7F8C8D"/>
-          <w:sz w:val="17"/>
-        </w:rPr>
-        <w:t>2023.9 – 2024.6</w:t>
-      </w:r>
-    </w:p>
-    <w:p>
-      <w:pPr>
-        <w:spacing w:before="0" w:after="20"/>
-      </w:pPr>
-      <w:r>
-        <w:rPr>
-          <w:rFonts w:ascii="Noto Sans CJK SC" w:hAnsi="Noto Sans CJK SC" w:eastAsia="Noto Sans CJK SC"/>
-          <w:b/>
-          <w:color w:val="34495E"/>
-          <w:sz w:val="18"/>
-        </w:rPr>
-        <w:t>队员 &amp; AI 应用开发 | 英特尔 AI 创新大赛入围</w:t>
-      </w:r>
-    </w:p>
-    <w:p>
-      <w:pPr>
-        <w:spacing w:before="20" w:after="40"/>
-        <w:ind w:firstLine="425"/>
-      </w:pPr>
-      <w:r>
-        <w:rPr>
-          <w:rFonts w:ascii="Noto Sans CJK SC" w:hAnsi="Noto Sans CJK SC" w:eastAsia="Noto Sans CJK SC"/>
-          <w:b w:val="0"/>
-          <w:color w:val="333333"/>
-          <w:sz w:val="19"/>
-        </w:rPr>
-        <w:t>基于"AI PC"平台研发面向基层诊所的智能问诊辅助机器人。负责隐私安全与 AI 交互：设计端到端通信加密与敏感内容识别机制（BERT 微调分类器），确保医疗数据合规；参与语音识别（Whisper 微调）与意图理解（LLM Few-shot）开发。入围英特尔创新创业专项赛（GBAC240303106392），获主办方高度认可。</w:t>
-      </w:r>
-    </w:p>
-    <w:p>
-      <w:pPr>
-        <w:spacing w:before="120" w:after="80"/>
-        <w:shd w:fill="2c3e50" w:val="clear"/>
-      </w:pPr>
-      <w:r>
-        <w:rPr>
-          <w:rFonts w:ascii="Noto Sans CJK SC" w:hAnsi="Noto Sans CJK SC" w:eastAsia="Noto Sans CJK SC"/>
-          <w:b/>
-          <w:color w:val="FFFFFF"/>
-          <w:sz w:val="22"/>
-        </w:rPr>
-        <w:t xml:space="preserve">  技能 &amp; 证书</w:t>
-      </w:r>
-    </w:p>
-    <w:p>
-      <w:pPr>
-        <w:spacing w:before="20" w:after="20"/>
-      </w:pPr>
-      <w:r>
-        <w:rPr>
-          <w:rFonts w:ascii="Noto Sans CJK SC" w:hAnsi="Noto Sans CJK SC" w:eastAsia="Noto Sans CJK SC"/>
-          <w:b/>
-          <w:color w:val="2C3E50"/>
-          <w:sz w:val="19"/>
-        </w:rPr>
-        <w:t>核心能力：</w:t>
-      </w:r>
-      <w:r>
-        <w:rPr>
-          <w:rFonts w:ascii="Noto Sans CJK SC" w:hAnsi="Noto Sans CJK SC" w:eastAsia="Noto Sans CJK SC"/>
-          <w:b w:val="0"/>
-          <w:color w:val="333333"/>
-          <w:sz w:val="19"/>
-        </w:rPr>
-        <w:t>AI 系统工程（PyTorch / LangChain 全链路，RAG、代码生成、大模型微调 LoRA/QLoRA）与 AI 安全（攻防、漏洞挖掘）双线并行，168 个开源 PR 佐证工程落地能力。</w:t>
-      </w:r>
-    </w:p>
-    <w:p>
-      <w:pPr>
-        <w:spacing w:before="20" w:after="20"/>
-      </w:pPr>
-      <w:r>
-        <w:rPr>
-          <w:rFonts w:ascii="Noto Sans CJK SC" w:hAnsi="Noto Sans CJK SC" w:eastAsia="Noto Sans CJK SC"/>
-          <w:b/>
-          <w:color w:val="2C3E50"/>
-          <w:sz w:val="19"/>
-        </w:rPr>
-        <w:t>探索方向：</w:t>
-      </w:r>
-      <w:r>
-        <w:rPr>
-          <w:rFonts w:ascii="Noto Sans CJK SC" w:hAnsi="Noto Sans CJK SC" w:eastAsia="Noto Sans CJK SC"/>
-          <w:b w:val="0"/>
-          <w:color w:val="333333"/>
-          <w:sz w:val="19"/>
-        </w:rPr>
-        <w:t>强化学习（PPO）、AI Agent 开发、模型压缩蒸馏、MCP / Skills 等前沿架构。</w:t>
-      </w:r>
-    </w:p>
-    <w:p>
-      <w:pPr>
-        <w:spacing w:before="20" w:after="20"/>
-      </w:pPr>
-      <w:r>
-        <w:rPr>
-          <w:rFonts w:ascii="Noto Sans CJK SC" w:hAnsi="Noto Sans CJK SC" w:eastAsia="Noto Sans CJK SC"/>
-          <w:b/>
-          <w:color w:val="2C3E50"/>
-          <w:sz w:val="19"/>
-        </w:rPr>
-        <w:t>其他：</w:t>
-      </w:r>
-      <w:r>
-        <w:rPr>
-          <w:rFonts w:ascii="Noto Sans CJK SC" w:hAnsi="Noto Sans CJK SC" w:eastAsia="Noto Sans CJK SC"/>
-          <w:b w:val="0"/>
-          <w:color w:val="333333"/>
-          <w:sz w:val="19"/>
-        </w:rPr>
-        <w:t>英语 CET-6 | 普通话二级乙等 | EFG 创业训练营结业（第75期）| 计算机一级 | C2 驾照</w:t>
-      </w:r>
-    </w:p>
-    <w:p>
-      <w:pPr>
-        <w:spacing w:before="120" w:after="80"/>
-        <w:shd w:fill="2c3e50" w:val="clear"/>
-      </w:pPr>
-      <w:r>
-        <w:rPr>
-          <w:rFonts w:ascii="Noto Sans CJK SC" w:hAnsi="Noto Sans CJK SC" w:eastAsia="Noto Sans CJK SC"/>
-          <w:b/>
-          <w:color w:val="FFFFFF"/>
-          <w:sz w:val="22"/>
-        </w:rPr>
-        <w:t xml:space="preserve">  开源贡献（均为已合并 PR）</w:t>
-      </w:r>
-    </w:p>
-    <w:p>
-      <w:pPr>
-        <w:spacing w:before="20" w:after="20"/>
-        <w:ind w:left="283"/>
-        <w:shd w:fill="2c3e50" w:val="clear"/>
-      </w:pPr>
-      <w:r>
-        <w:rPr>
-          <w:rFonts w:ascii="Noto Sans CJK SC" w:hAnsi="Noto Sans CJK SC" w:eastAsia="Noto Sans CJK SC"/>
-          <w:b/>
-          <w:color w:val="FFFFFF"/>
-          <w:sz w:val="15"/>
-        </w:rPr>
-        <w:t xml:space="preserve">[已合并] </w:t>
-      </w:r>
-      <w:r>
-        <w:rPr>
-          <w:rFonts w:ascii="Noto Sans CJK SC" w:hAnsi="Noto Sans CJK SC" w:eastAsia="Noto Sans CJK SC"/>
-          <w:b/>
-          <w:color w:val="3498DB"/>
-          <w:sz w:val="18"/>
-        </w:rPr>
-        <w:t>hiyouga/LlamaFactory</w:t>
-      </w:r>
-      <w:r>
-        <w:rPr>
-          <w:rFonts w:ascii="Noto Sans CJK SC" w:hAnsi="Noto Sans CJK SC" w:eastAsia="Noto Sans CJK SC"/>
-          <w:b w:val="0"/>
-          <w:color w:val="333333"/>
-          <w:sz w:val="18"/>
-        </w:rPr>
-        <w:t xml:space="preserve"> - 已合并7.4万星#10626 - 改进入门指南文档，降低大模型微调门槛</w:t>
-      </w:r>
-    </w:p>
-    <w:p>
-      <w:pPr>
-        <w:spacing w:before="20" w:after="20"/>
-        <w:ind w:left="283"/>
-        <w:shd w:fill="2c3e50" w:val="clear"/>
-      </w:pPr>
-      <w:r>
-        <w:rPr>
-          <w:rFonts w:ascii="Noto Sans CJK SC" w:hAnsi="Noto Sans CJK SC" w:eastAsia="Noto Sans CJK SC"/>
-          <w:b/>
-          <w:color w:val="FFFFFF"/>
-          <w:sz w:val="15"/>
-        </w:rPr>
-        <w:t xml:space="preserve">[已合并] </w:t>
-      </w:r>
-      <w:r>
-        <w:rPr>
-          <w:rFonts w:ascii="Noto Sans CJK SC" w:hAnsi="Noto Sans CJK SC" w:eastAsia="Noto Sans CJK SC"/>
-          <w:b/>
-          <w:color w:val="3498DB"/>
-          <w:sz w:val="18"/>
-        </w:rPr>
-        <w:t>axolotl-ai-cloud/axolotl</w:t>
-      </w:r>
-      <w:r>
-        <w:rPr>
-          <w:rFonts w:ascii="Noto Sans CJK SC" w:hAnsi="Noto Sans CJK SC" w:eastAsia="Noto Sans CJK SC"/>
-          <w:b w:val="0"/>
-          <w:color w:val="333333"/>
-          <w:sz w:val="18"/>
-        </w:rPr>
-        <w:t xml:space="preserve"> - 已合并7.4万星#3802 - 修复 Jinja 聊天模板验证错误提示逻辑</w:t>
-      </w:r>
-    </w:p>
-    <w:p>
-      <w:pPr>
-        <w:spacing w:before="20" w:after="20"/>
-        <w:ind w:left="283"/>
-        <w:shd w:fill="2c3e50" w:val="clear"/>
-      </w:pPr>
-      <w:r>
-        <w:rPr>
-          <w:rFonts w:ascii="Noto Sans CJK SC" w:hAnsi="Noto Sans CJK SC" w:eastAsia="Noto Sans CJK SC"/>
-          <w:b/>
-          <w:color w:val="FFFFFF"/>
-          <w:sz w:val="15"/>
-        </w:rPr>
-        <w:t xml:space="preserve">[已合并] </w:t>
-      </w:r>
-      <w:r>
-        <w:rPr>
-          <w:rFonts w:ascii="Noto Sans CJK SC" w:hAnsi="Noto Sans CJK SC" w:eastAsia="Noto Sans CJK SC"/>
-          <w:b/>
-          <w:color w:val="3498DB"/>
-          <w:sz w:val="18"/>
-        </w:rPr>
-        <w:t>vanhauser-thc/thc-hydra</w:t>
-      </w:r>
-      <w:r>
-        <w:rPr>
-          <w:rFonts w:ascii="Noto Sans CJK SC" w:hAnsi="Noto Sans CJK SC" w:eastAsia="Noto Sans CJK SC"/>
-          <w:b w:val="0"/>
-          <w:color w:val="333333"/>
-          <w:sz w:val="18"/>
-        </w:rPr>
-        <w:t xml:space="preserve"> - 已合并1.2万星#1092 缓冲区溢出 |#1091内存泄漏 | 等共 6 个已合并安全修复 PR</w:t>
-      </w:r>
-    </w:p>
-    <w:p>
-      <w:pPr>
-        <w:spacing w:before="20" w:after="20"/>
-        <w:ind w:left="283"/>
-        <w:shd w:fill="2c3e50" w:val="clear"/>
-      </w:pPr>
-      <w:r>
-        <w:rPr>
-          <w:rFonts w:ascii="Noto Sans CJK SC" w:hAnsi="Noto Sans CJK SC" w:eastAsia="Noto Sans CJK SC"/>
-          <w:b/>
-          <w:color w:val="FFFFFF"/>
-          <w:sz w:val="15"/>
-        </w:rPr>
-        <w:t xml:space="preserve">[已合并] </w:t>
-      </w:r>
-      <w:r>
-        <w:rPr>
-          <w:rFonts w:ascii="Noto Sans CJK SC" w:hAnsi="Noto Sans CJK SC" w:eastAsia="Noto Sans CJK SC"/>
-          <w:b/>
-          <w:color w:val="3498DB"/>
-          <w:sz w:val="18"/>
-        </w:rPr>
-        <w:t>aquasecurity/trivy</w:t>
-      </w:r>
-      <w:r>
-        <w:rPr>
-          <w:rFonts w:ascii="Noto Sans CJK SC" w:hAnsi="Noto Sans CJK SC" w:eastAsia="Noto Sans CJK SC"/>
-          <w:b w:val="0"/>
-          <w:color w:val="333333"/>
-          <w:sz w:val="18"/>
-        </w:rPr>
-        <w:t xml:space="preserve"> - 已合并3.8万星#11013 - 修复 Alpine APKINDEX 归档读取中的类型断言</w:t>
-      </w:r>
-    </w:p>
-    <w:p>
-      <w:pPr>
-        <w:spacing w:before="20" w:after="20"/>
-        <w:ind w:left="283"/>
-        <w:shd w:fill="2c3e50" w:val="clear"/>
-      </w:pPr>
-      <w:r>
-        <w:rPr>
-          <w:rFonts w:ascii="Noto Sans CJK SC" w:hAnsi="Noto Sans CJK SC" w:eastAsia="Noto Sans CJK SC"/>
-          <w:b/>
-          <w:color w:val="FFFFFF"/>
-          <w:sz w:val="15"/>
-        </w:rPr>
-        <w:t xml:space="preserve">[已合并] </w:t>
-      </w:r>
-      <w:r>
-        <w:rPr>
-          <w:rFonts w:ascii="Noto Sans CJK SC" w:hAnsi="Noto Sans CJK SC" w:eastAsia="Noto Sans CJK SC"/>
-          <w:b/>
-          <w:color w:val="3498DB"/>
-          <w:sz w:val="18"/>
-        </w:rPr>
-        <w:t>zaproxy/zaproxy</w:t>
-      </w:r>
-      <w:r>
-        <w:rPr>
-          <w:rFonts w:ascii="Noto Sans CJK SC" w:hAnsi="Noto Sans CJK SC" w:eastAsia="Noto Sans CJK SC"/>
-          <w:b w:val="0"/>
-          <w:color w:val="333333"/>
-          <w:sz w:val="18"/>
-        </w:rPr>
-        <w:t xml:space="preserve"> - 已合并1.6万星#9411 - HashUtils 资源泄漏修复</w:t>
-      </w:r>
-    </w:p>
-    <w:p>
-      <w:pPr>
-        <w:spacing w:before="20" w:after="20"/>
-        <w:ind w:left="283"/>
-        <w:shd w:fill="2c3e50" w:val="clear"/>
-      </w:pPr>
-      <w:r>
-        <w:rPr>
-          <w:rFonts w:ascii="Noto Sans CJK SC" w:hAnsi="Noto Sans CJK SC" w:eastAsia="Noto Sans CJK SC"/>
-          <w:b/>
-          <w:color w:val="FFFFFF"/>
-          <w:sz w:val="15"/>
-        </w:rPr>
-        <w:t xml:space="preserve">[已合并] </w:t>
-      </w:r>
-      <w:r>
-        <w:rPr>
-          <w:rFonts w:ascii="Noto Sans CJK SC" w:hAnsi="Noto Sans CJK SC" w:eastAsia="Noto Sans CJK SC"/>
-          <w:b/>
-          <w:color w:val="3498DB"/>
-          <w:sz w:val="18"/>
-        </w:rPr>
-        <w:t>slimm609/checksec</w:t>
-      </w:r>
-      <w:r>
-        <w:rPr>
-          <w:rFonts w:ascii="Noto Sans CJK SC" w:hAnsi="Noto Sans CJK SC" w:eastAsia="Noto Sans CJK SC"/>
-          <w:b w:val="0"/>
-          <w:color w:val="333333"/>
-          <w:sz w:val="18"/>
-        </w:rPr>
-        <w:t xml:space="preserve"> - 已合并2.3k星#349 - 修复 kernel.unprivileged_bpf_disabled 检测逻辑</w:t>
-      </w:r>
-    </w:p>
-    <w:p>
-      <w:pPr>
-        <w:spacing w:before="20" w:after="20"/>
-        <w:ind w:left="283"/>
-        <w:shd w:fill="2c3e50" w:val="clear"/>
-      </w:pPr>
-      <w:r>
-        <w:rPr>
-          <w:rFonts w:ascii="Noto Sans CJK SC" w:hAnsi="Noto Sans CJK SC" w:eastAsia="Noto Sans CJK SC"/>
-          <w:b/>
-          <w:color w:val="FFFFFF"/>
-          <w:sz w:val="15"/>
-        </w:rPr>
-        <w:t xml:space="preserve">[已合并] </w:t>
-      </w:r>
-      <w:r>
-        <w:rPr>
-          <w:rFonts w:ascii="Noto Sans CJK SC" w:hAnsi="Noto Sans CJK SC" w:eastAsia="Noto Sans CJK SC"/>
-          <w:b/>
-          <w:color w:val="3498DB"/>
-          <w:sz w:val="18"/>
-        </w:rPr>
-        <w:t>bytedance/g3</w:t>
-      </w:r>
-      <w:r>
-        <w:rPr>
-          <w:rFonts w:ascii="Noto Sans CJK SC" w:hAnsi="Noto Sans CJK SC" w:eastAsia="Noto Sans CJK SC"/>
-          <w:b w:val="0"/>
-          <w:color w:val="333333"/>
-          <w:sz w:val="18"/>
-        </w:rPr>
-        <w:t xml:space="preserve"> - 已合并888星#1103 - 修复 openssl 证书对中不安全的 unwrap() 调用</w:t>
-      </w:r>
-    </w:p>
-    <w:p>
-      <w:pPr>
-        <w:spacing w:before="120" w:after="80"/>
-        <w:shd w:fill="2c3e50" w:val="clear"/>
-      </w:pPr>
-      <w:r>
-        <w:rPr>
-          <w:rFonts w:ascii="Noto Sans CJK SC" w:hAnsi="Noto Sans CJK SC" w:eastAsia="Noto Sans CJK SC"/>
-          <w:b/>
-          <w:color w:val="FFFFFF"/>
-          <w:sz w:val="22"/>
-        </w:rPr>
-        <w:t xml:space="preserve">  自我介绍</w:t>
-      </w:r>
-    </w:p>
-    <w:p>
-      <w:pPr>
-        <w:spacing w:before="40" w:after="40"/>
-        <w:ind w:firstLine="425"/>
-      </w:pPr>
-      <w:r>
-        <w:rPr>
-          <w:rFonts w:ascii="Noto Sans CJK SC" w:hAnsi="Noto Sans CJK SC" w:eastAsia="Noto Sans CJK SC"/>
-          <w:b w:val="0"/>
-          <w:color w:val="333333"/>
-          <w:sz w:val="19"/>
-        </w:rPr>
         <w:t>我的核心方向是 AI 工程化与系统安全的交叉地带：用 PyTorch 和 LangChain 搭建从 RAG 到代码生成的 AI 原型，用系统安全的视角去思考大模型本身的脆弱性。我相信最好的防御来自对攻击者思维的深刻理解。现在我期待将这两条线真正结合起来，做出可靠、有深度的智能产品。</w:t>
       </w:r>
     </w:p>
     <w:p>
       <w:pPr>
-        <w:spacing w:before="120"/>
+        <w:spacing w:before="120" w:after="0" w:line="317" w:lineRule="auto"/>
         <w:jc w:val="center"/>
       </w:pPr>
       <w:r>
@@ -689,7 +1093,7 @@
     </w:p>
     <w:sectPr>
       <w:pgSz w:w="11906" w:h="16838"/>
-      <w:pgMar w:top="567" w:right="907" w:bottom="454" w:left="907" w:header="720" w:footer="720" w:gutter="0"/>
+      <w:pgMar w:top="567" w:right="850" w:bottom="454" w:left="850" w:header="720" w:footer="720" w:gutter="0"/>
       <w:cols w:space="720"/>
       <w:docGrid w:linePitch="360"/>
     </w:sectPr>
@@ -1061,14 +1465,11 @@
     <w:qFormat/>
     <w:rsid w:val="00FC693F"/>
     <w:pPr>
-      <w:tabs>
-        <w:tab w:pos="8220" w:val="right"/>
-      </w:tabs>
-      <w:spacing w:before="0" w:after="0" w:line="348" w:lineRule="auto"/>
+      <w:spacing w:before="0" w:after="0" w:line="317" w:lineRule="auto"/>
     </w:pPr>
     <w:rPr>
       <w:rFonts w:ascii="Noto Sans CJK SC" w:hAnsi="Noto Sans CJK SC" w:eastAsia="Noto Sans CJK SC"/>
-      <w:sz w:val="19"/>
+      <w:sz w:val="18"/>
     </w:rPr>
   </w:style>
   <w:style w:type="paragraph" w:styleId="Header">

--- a/简历 钱佳宏.docx
+++ b/简历 钱佳宏.docx
@@ -30,7 +30,7 @@
           <w:color w:val="333333"/>
           <w:sz w:val="17"/>
         </w:rPr>
-        <w:t>姓名：钱佳宏</w:t>
+        <w:t>姓名：钱佳宏    学历：本科在读</w:t>
       </w:r>
       <w:r>
         <w:tab/>
@@ -81,7 +81,7 @@
           <w:color w:val="333333"/>
           <w:sz w:val="17"/>
         </w:rPr>
-        <w:t>生日：2006    身高：185cm</w:t>
+        <w:t>电话：19921057118    邮箱：aqfxz_zh@qq.com</w:t>
       </w:r>
     </w:p>
     <w:p>
@@ -95,21 +95,7 @@
           <w:color w:val="333333"/>
           <w:sz w:val="17"/>
         </w:rPr>
-        <w:t>学历：本科在读    地址：上海市</w:t>
-      </w:r>
-    </w:p>
-    <w:p>
-      <w:pPr>
-        <w:spacing w:before="0" w:after="10" w:line="317" w:lineRule="auto"/>
-      </w:pPr>
-      <w:r>
-        <w:rPr>
-          <w:rFonts w:ascii="Noto Sans CJK SC" w:hAnsi="Noto Sans CJK SC" w:eastAsia="Noto Sans CJK SC"/>
-          <w:b w:val="0"/>
-          <w:color w:val="333333"/>
-          <w:sz w:val="17"/>
-        </w:rPr>
-        <w:t>电话：19921057118    邮箱：aqfxz_zh@qq.com</w:t>
+        <w:t>地址：上海市</w:t>
       </w:r>
     </w:p>
     <w:p>

--- a/简历 钱佳宏.docx
+++ b/简历 钱佳宏.docx
@@ -737,7 +737,7 @@
           <w:b w:val="0"/>
           <w:sz w:val="18"/>
         </w:rPr>
-        <w:t>AI 系统工程（PyTorch / LangChain 全链路，RAG、代码生成、大模型微调 LoRA/QLoRA）与 AI 安全（攻防、漏洞挖掘）双线并行，168 个开源 PR 佐证工程落地能力。</w:t>
+        <w:t>AI 系统工程（PyTorch / LangChain 全链路，RAG、LoRA/QLoRA 微调、Neo4j 知识图谱）与 AI 安全（攻防、漏洞挖掘）双线并行；熟练使用 [CC] / Codex / DSH / Pi，掌握 MCP 与 Skill 封装。</w:t>
       </w:r>
     </w:p>
     <w:p>
@@ -760,7 +760,7 @@
           <w:b w:val="0"/>
           <w:sz w:val="18"/>
         </w:rPr>
-        <w:t>强化学习（PPO）、AI Agent 开发、模型压缩蒸馏、MCP / Skills 等前沿架构。</w:t>
+        <w:t>强化学习（PPO）、AI Agent 开发、模型压缩蒸馏等前沿架构。</w:t>
       </w:r>
     </w:p>
     <w:p>
@@ -1059,7 +1059,7 @@
           <w:color w:val="333333"/>
           <w:sz w:val="18"/>
         </w:rPr>
-        <w:t>我的核心方向是 AI 工程化与系统安全的交叉地带：用 PyTorch 和 LangChain 搭建从 RAG 到代码生成的 AI 原型，用系统安全的视角去思考大模型本身的脆弱性。我相信最好的防御来自对攻击者思维的深刻理解。现在我期待将这两条线真正结合起来，做出可靠、有深度的智能产品。</w:t>
+        <w:t>AI 工程化 × 系统安全双栈：能独立完成 AI 应用从数据到部署的全链路（LoRA/QLoRA 微调、RAG、LangChain 编排），也能定位并修复底层安全问题（OpenSSL、内存泄漏、缓冲区溢出）。向 LlamaFactory、axolotl、trivy、zaproxy 等主流开源项目提交的修复 PR 均已合并；主导的攻防实训平台获中美创客国家奖。求职方向：AI 应用开发 / AI 安全工程。</w:t>
       </w:r>
     </w:p>
     <w:p>

--- a/简历 钱佳宏.docx
+++ b/简历 钱佳宏.docx
@@ -1059,7 +1059,7 @@
           <w:color w:val="333333"/>
           <w:sz w:val="18"/>
         </w:rPr>
-        <w:t>AI 工程化 × 系统安全双栈：能独立完成 AI 应用从数据到部署的全链路（LoRA/QLoRA 微调、RAG、LangChain 编排），也能定位并修复底层安全问题（OpenSSL、内存泄漏、缓冲区溢出）。向 LlamaFactory、axolotl、trivy、zaproxy 等主流开源项目提交的修复 PR 均已合并；主导的攻防实训平台获中美创客国家奖。求职方向：AI 应用开发 / AI 安全工程。</w:t>
+        <w:t>AI 工程化 × 系统安全双栈：能独立完成 AI 应用从数据到部署的全链路（LoRA/QLoRA 微调、RAG、LangChain 编排），也能定位并修复底层安全问题（OpenSSL、内存泄漏、缓冲区溢出）。向 LlamaFactory、axolotl、trivy、zaproxy 等主流开源项目提交的修复 PR 均已合并；主导的攻防实训平台获中美创客国家奖。</w:t>
       </w:r>
     </w:p>
     <w:p>

--- a/简历 钱佳宏.docx
+++ b/简历 钱佳宏.docx
@@ -267,7 +267,7 @@
           <w:color w:val="333333"/>
           <w:sz w:val="18"/>
         </w:rPr>
-        <w:t>：独立负责防火墙、WAF、RSAS 等设备的策略配置与故障排查，深度参与金融/制造业客户等保合规项目，具备扎实的系统工程交付能力。</w:t>
+        <w:t>：独立承担防火墙、WAF、RSAS 等安全设备的策略配置、规则调优与故障处置，参与金融/制造业客户等保合规项目交付，覆盖方案落地与验收全流程。</w:t>
       </w:r>
     </w:p>
     <w:p>
@@ -301,7 +301,7 @@
           <w:color w:val="333333"/>
           <w:sz w:val="18"/>
         </w:rPr>
-        <w:t>：主动加入公司"安全运营–AI 赋能专项组"，主导大模型辅助告警分析的技术调研。基于 LangChain 搭建本地化 RAG 原型系统，完成安全日志向量化存储与 Prompt 工程调试，输出《AI 在安全日志分析中的应用调研报告》并组内分享。</w:t>
+        <w:t>：参与公司"安全运营–AI 赋能专项组"，主导大模型辅助告警分析技术调研：基于 LangChain 搭建本地化 RAG 原型系统，完成日志向量化存储与 Prompt 工程调优，调研报告通过专项组评审并纳入技术方案。</w:t>
       </w:r>
     </w:p>
     <w:p>
@@ -335,7 +335,7 @@
           <w:color w:val="333333"/>
           <w:sz w:val="18"/>
         </w:rPr>
-        <w:t xml:space="preserve">：独立研发规则自动化检查与修复工具 </w:t>
+        <w:t xml:space="preserve">：自主设计规则自动化检查与修复工具 </w:t>
       </w:r>
       <w:r>
         <w:rPr>
@@ -371,7 +371,7 @@
           <w:color w:val="333333"/>
           <w:sz w:val="18"/>
         </w:rPr>
-        <w:t>，集成语义检索能力，帮助新员工快速定位常见问题。</w:t>
+        <w:t>，集成语义检索能力，支撑新员工问题定位。</w:t>
       </w:r>
     </w:p>
     <w:p>
@@ -452,7 +452,7 @@
           <w:color w:val="333333"/>
           <w:sz w:val="18"/>
         </w:rPr>
-        <w:t>带领 6 人团队打造"攻击模拟–日志审计–智能响应"一体化实训平台。</w:t>
+        <w:t>带领 6 人团队打造"攻击模拟–日志审计–智能响应"一体化实训平台，负责整体架构设计与技术选型。</w:t>
       </w:r>
     </w:p>
     <w:p>
@@ -540,7 +540,7 @@
           <w:color w:val="333333"/>
           <w:sz w:val="18"/>
         </w:rPr>
-        <w:t>优化漏洞利用路径推荐；开发命令行智能辅助模块。</w:t>
+        <w:t>优化漏洞利用路径推荐；实现命令行智能辅助模块，打通平台命令行操作链路。</w:t>
       </w:r>
     </w:p>
     <w:p>
@@ -574,7 +574,7 @@
           <w:color w:val="333333"/>
           <w:sz w:val="18"/>
         </w:rPr>
-        <w:t>：设计攻击日志归类与可视化响应模块，实现异常行为快速溯源。成果：中美创客国奖，软著实审中，专利撰写中。</w:t>
+        <w:t>：设计攻击日志归类与可视化响应模块，实现异常行为快速溯源。成果：中美创客国家奖；软件著作权实审中、专利撰写中。</w:t>
       </w:r>
     </w:p>
     <w:p>
@@ -640,7 +640,7 @@
           <w:color w:val="333333"/>
           <w:sz w:val="18"/>
         </w:rPr>
-        <w:t>基于"AI PC"平台研发面向基层诊所的智能问诊辅助机器人。</w:t>
+        <w:t>基于"AI PC"平台研发面向基层诊所的智能问诊辅助机器人，本人负责隐私安全与 AI 交互模块。</w:t>
       </w:r>
     </w:p>
     <w:p>
@@ -665,7 +665,7 @@
           <w:color w:val="2C3E50"/>
           <w:sz w:val="18"/>
         </w:rPr>
-        <w:t>负责隐私安全与 AI 交互</w:t>
+        <w:t>隐私安全与 AI 交互</w:t>
       </w:r>
       <w:r>
         <w:rPr>
@@ -674,7 +674,7 @@
           <w:color w:val="333333"/>
           <w:sz w:val="18"/>
         </w:rPr>
-        <w:t>：设计端到端通信加密与敏感内容识别机制（BERT 微调分类器），确保医疗数据合规；参与语音识别（Whisper 微调）与意图理解（LLM Few-shot）开发。</w:t>
+        <w:t>：设计端到端通信加密与敏感内容识别机制（BERT 微调分类器），保障医疗数据合规；参与语音识别（Whisper 微调）与意图理解（LLM Few-shot）开发。</w:t>
       </w:r>
     </w:p>
     <w:p>
@@ -699,7 +699,7 @@
           <w:color w:val="333333"/>
           <w:sz w:val="18"/>
         </w:rPr>
-        <w:t>入围英特尔创新创业专项赛（GBAC240303106392），获主办方高度认可。</w:t>
+        <w:t>入围英特尔创新创业专项赛（GBAC240303106392），方案通过主办方技术评审并进入专项赛道。</w:t>
       </w:r>
     </w:p>
     <w:p>

--- a/简历 钱佳宏.docx
+++ b/简历 钱佳宏.docx
@@ -574,7 +574,7 @@
           <w:color w:val="333333"/>
           <w:sz w:val="18"/>
         </w:rPr>
-        <w:t>：设计攻击日志归类与可视化响应模块，实现异常行为快速溯源。成果：中美创客国家奖；软件著作权实审中、专利撰写中。</w:t>
+        <w:t>：设计攻击日志归类与可视化响应模块，实现异常行为快速溯源。成果：中美创客国家奖；专利撰写中。</w:t>
       </w:r>
     </w:p>
     <w:p>
@@ -761,6 +761,29 @@
           <w:sz w:val="18"/>
         </w:rPr>
         <w:t>强化学习（PPO）、AI Agent 开发、模型压缩蒸馏等前沿架构。</w:t>
+      </w:r>
+    </w:p>
+    <w:p>
+      <w:pPr>
+        <w:spacing w:before="0" w:after="20" w:line="317" w:lineRule="auto"/>
+        <w:jc w:val="both"/>
+      </w:pPr>
+      <w:r>
+        <w:rPr>
+          <w:rFonts w:ascii="Noto Sans CJK SC" w:hAnsi="Noto Sans CJK SC" w:eastAsia="Noto Sans CJK SC"/>
+          <w:b/>
+          <w:color w:val="2C3E50"/>
+          <w:sz w:val="18"/>
+        </w:rPr>
+        <w:t>知识产权：</w:t>
+      </w:r>
+      <w:r>
+        <w:rPr>
+          <w:rFonts w:ascii="Noto Sans CJK SC" w:hAnsi="Noto Sans CJK SC" w:eastAsia="Noto Sans CJK SC"/>
+          <w:b w:val="0"/>
+          <w:sz w:val="18"/>
+        </w:rPr>
+        <w:t>软件著作权 5 项（HOSxAI 命令行代理软件已登记 2025R11L0843188；HOS-Sec-Engine / HOS-Critic-Review / HOS-Vibe-Guard / HOS-LS 受理中）</w:t>
       </w:r>
     </w:p>
     <w:p>
@@ -1059,7 +1082,7 @@
           <w:color w:val="333333"/>
           <w:sz w:val="18"/>
         </w:rPr>
-        <w:t>AI 工程化 × 系统安全双栈：能独立完成 AI 应用从数据到部署的全链路（LoRA/QLoRA 微调、RAG、LangChain 编排），也能定位并修复底层安全问题（OpenSSL、内存泄漏、缓冲区溢出）。向 LlamaFactory、axolotl、trivy、zaproxy 等主流开源项目提交的修复 PR 均已合并；主导的攻防实训平台获中美创客国家奖。</w:t>
+        <w:t>AI 工程化 × 系统安全双栈：既能做 AI 应用全链路，也能定位并修复底层安全问题（OpenSSL、内存泄漏、缓冲区溢出）；向 LlamaFactory、axolotl、trivy、zaproxy 提交的修复 PR 均已合并，自研工具已登记软件著作权。</w:t>
       </w:r>
     </w:p>
     <w:p>

--- a/简历 钱佳宏.docx
+++ b/简历 钱佳宏.docx
@@ -1082,7 +1082,7 @@
           <w:color w:val="333333"/>
           <w:sz w:val="18"/>
         </w:rPr>
-        <w:t>AI 工程化 × 系统安全双栈：既能做 AI 应用全链路，也能定位并修复底层安全问题（OpenSSL、内存泄漏、缓冲区溢出）；向 LlamaFactory、axolotl、trivy、zaproxy 提交的修复 PR 均已合并，自研工具已登记软件著作权。</w:t>
+        <w:t>在 AI 应用与系统安全之间做工程落地：习惯先定位根因再动手，交付的东西要能跑、能被验证。向上游项目提交的修复已合并、自研工具通过软著审查，是这套标准的结果——而这种组合在 AI 产品真正落地时，往往缺一不可。</w:t>
       </w:r>
     </w:p>
     <w:p>

--- a/简历 钱佳宏.docx
+++ b/简历 钱佳宏.docx
@@ -737,7 +737,7 @@
           <w:b w:val="0"/>
           <w:sz w:val="18"/>
         </w:rPr>
-        <w:t>AI 系统工程（PyTorch / LangChain 全链路，RAG、LoRA/QLoRA 微调、Neo4j 知识图谱）与 AI 安全（攻防、漏洞挖掘）双线并行；熟练使用 [CC] / Codex / DSH / Pi，掌握 MCP 与 Skill 封装。</w:t>
+        <w:t>Python / C / Go / Java / Rust 多语言开发（均有已合并 PR）；PyTorch / LangChain 全链路（RAG、LoRA/QLoRA 微调、Neo4j 知识图谱）；MCP 与 Skill 封装，熟练使用 [CC] / Codex / DSH / Pi。</w:t>
       </w:r>
     </w:p>
     <w:p>
@@ -752,7 +752,7 @@
           <w:color w:val="2C3E50"/>
           <w:sz w:val="18"/>
         </w:rPr>
-        <w:t>探索方向：</w:t>
+        <w:t>方向：</w:t>
       </w:r>
       <w:r>
         <w:rPr>
@@ -760,7 +760,7 @@
           <w:b w:val="0"/>
           <w:sz w:val="18"/>
         </w:rPr>
-        <w:t>强化学习（PPO）、AI Agent 开发、模型压缩蒸馏等前沿架构。</w:t>
+        <w:t>AI Agent 与工具链开发；强化学习（PPO 已落地）；模型压缩与蒸馏；AI 安全背景。</w:t>
       </w:r>
     </w:p>
     <w:p>

--- a/简历 钱佳宏.docx
+++ b/简历 钱佳宏.docx
@@ -1097,7 +1097,7 @@
           <w:color w:val="95A5A6"/>
           <w:sz w:val="15"/>
         </w:rPr>
-        <w:t>最后更新：2026年8月23日</w:t>
+        <w:t>最后更新：2026年10月22日</w:t>
       </w:r>
     </w:p>
     <w:sectPr>

--- a/简历 钱佳宏.docx
+++ b/简历 钱佳宏.docx
@@ -1082,7 +1082,7 @@
           <w:color w:val="333333"/>
           <w:sz w:val="18"/>
         </w:rPr>
-        <w:t>在 AI 应用与系统安全之间做工程落地：习惯先定位根因再动手，交付的东西要能跑、能被验证。向上游项目提交的修复已合并、自研工具通过软著审查，是这套标准的结果——而这种组合在 AI 产品真正落地时，往往缺一不可。</w:t>
+        <w:t>模型层到系统层都做过：微调、RAG、LangChain 编排；OpenSSL、内存泄漏、缓冲区溢出的定位与修复。上游项目提的修复已合并，自研工具已获软著。</w:t>
       </w:r>
     </w:p>
     <w:p>

--- a/简历 钱佳宏.docx
+++ b/简历 钱佳宏.docx
@@ -267,7 +267,7 @@
           <w:color w:val="333333"/>
           <w:sz w:val="18"/>
         </w:rPr>
-        <w:t>：独立承担防火墙、WAF、RSAS 等安全设备的策略配置、规则调优与故障处置，参与金融/制造业客户等保合规项目交付，覆盖方案落地与验收全流程。</w:t>
+        <w:t>：负责防火墙、WAF、RSAS 等安全设备的策略配置、规则调优与故障处置，参与金融/制造业客户等保合规项目交付与验收。</w:t>
       </w:r>
     </w:p>
     <w:p>
@@ -301,7 +301,7 @@
           <w:color w:val="333333"/>
           <w:sz w:val="18"/>
         </w:rPr>
-        <w:t>：参与公司"安全运营–AI 赋能专项组"，主导大模型辅助告警分析技术调研：基于 LangChain 搭建本地化 RAG 原型系统，完成日志向量化存储与 Prompt 工程调优，调研报告通过专项组评审并纳入技术方案。</w:t>
+        <w:t>：参与"安全运营–AI 赋能专项组"，负责大模型辅助告警分析的可行性验证：用 LangChain 搭建本地化 RAG 原型，将历史告警日志向量化入库，通过 Prompt 调优输出告警归并与研判建议，原型与结论交专项组评估。</w:t>
       </w:r>
     </w:p>
     <w:p>
@@ -326,7 +326,7 @@
           <w:color w:val="2C3E50"/>
           <w:sz w:val="18"/>
         </w:rPr>
-        <w:t>自研提效工具投产</w:t>
+        <w:t>自研工具并开源</w:t>
       </w:r>
       <w:r>
         <w:rPr>
@@ -335,7 +335,7 @@
           <w:color w:val="333333"/>
           <w:sz w:val="18"/>
         </w:rPr>
-        <w:t xml:space="preserve">：自主设计规则自动化检查与修复工具 </w:t>
+        <w:t>：</w:t>
       </w:r>
       <w:r>
         <w:rPr>
@@ -353,7 +353,7 @@
           <w:color w:val="333333"/>
           <w:sz w:val="18"/>
         </w:rPr>
-        <w:t xml:space="preserve">，提交至绿盟工程交付工具平台并投入内部试用；构建轻量级安全知识库 </w:t>
+        <w:t xml:space="preserve"> 是面向 AI 生成代码的安全扫描引擎（AGPL-3.0，86 次提交 / 32 个测试）：Semgrep·bandit→CodeQL→大模型三级级联，LangGraph 编排 7 个 Agent，静态层 5.3s 完成初筛后仅对候选子集做 AI 深扫；RepoPairBench 50 对实测确认率 42%、误报 28%（裸调大模型约 90%）。另开源 </w:t>
       </w:r>
       <w:r>
         <w:rPr>
@@ -371,7 +371,7 @@
           <w:color w:val="333333"/>
           <w:sz w:val="18"/>
         </w:rPr>
-        <w:t>，集成语义检索能力，支撑新员工问题定位。</w:t>
+        <w:t>，把 AI 安全运营文章提炼为可复用的 Skill / Agent / Workflow 设计。</w:t>
       </w:r>
     </w:p>
     <w:p>
@@ -737,30 +737,7 @@
           <w:b w:val="0"/>
           <w:sz w:val="18"/>
         </w:rPr>
-        <w:t>Python / C / Go / Java / Rust 多语言开发（均有已合并 PR）；PyTorch / LangChain 全链路（RAG、LoRA/QLoRA 微调、Neo4j 知识图谱）；MCP 与 Skill 封装，熟练使用 [CC] / Codex / DSH / Pi。</w:t>
-      </w:r>
-    </w:p>
-    <w:p>
-      <w:pPr>
-        <w:spacing w:before="0" w:after="20" w:line="317" w:lineRule="auto"/>
-        <w:jc w:val="both"/>
-      </w:pPr>
-      <w:r>
-        <w:rPr>
-          <w:rFonts w:ascii="Noto Sans CJK SC" w:hAnsi="Noto Sans CJK SC" w:eastAsia="Noto Sans CJK SC"/>
-          <w:b/>
-          <w:color w:val="2C3E50"/>
-          <w:sz w:val="18"/>
-        </w:rPr>
-        <w:t>方向：</w:t>
-      </w:r>
-      <w:r>
-        <w:rPr>
-          <w:rFonts w:ascii="Noto Sans CJK SC" w:hAnsi="Noto Sans CJK SC" w:eastAsia="Noto Sans CJK SC"/>
-          <w:b w:val="0"/>
-          <w:sz w:val="18"/>
-        </w:rPr>
-        <w:t>AI Agent 与工具链开发；强化学习（PPO 已落地）；模型压缩与蒸馏；AI 安全背景。</w:t>
+        <w:t>Python / C / Go / Java / Rust 多语言（均有已合并 PR）；PyTorch / LangChain（RAG、LoRA/QLoRA 微调、Neo4j 知识图谱）；MCP 与 Skill 封装，熟练使用 Claude Code / Codex / DSH / Pi。</w:t>
       </w:r>
     </w:p>
     <w:p>
@@ -783,7 +760,7 @@
           <w:b w:val="0"/>
           <w:sz w:val="18"/>
         </w:rPr>
-        <w:t>软件著作权 5 项（HOSxAI 命令行代理软件已登记 2025R11L0843188；HOS-Sec-Engine / HOS-Critic-Review / HOS-Vibe-Guard / HOS-LS 受理中）</w:t>
+        <w:t>软件著作权 5 项（HOSxAI 已登记 2025R11L0843188，其余 4 项受理中）</w:t>
       </w:r>
     </w:p>
     <w:p>
@@ -798,7 +775,7 @@
           <w:color w:val="2C3E50"/>
           <w:sz w:val="18"/>
         </w:rPr>
-        <w:t>其他：</w:t>
+        <w:t>证书：</w:t>
       </w:r>
       <w:r>
         <w:rPr>
@@ -806,7 +783,7 @@
           <w:b w:val="0"/>
           <w:sz w:val="18"/>
         </w:rPr>
-        <w:t>英语 CET-6 | 普通话二级乙等 | EFG 创业训练营结业（第75期）| 计算机一级 | C2 驾照</w:t>
+        <w:t>网络安全应急响应职业技能等级证书（中级）| Neo4j Certified Professional | Hugging Face Agents Course / MCP Course 结业 | 英语 CET-6 | 普通话二级乙等 | 计算机一级 | C2 驾照</w:t>
       </w:r>
     </w:p>
     <w:p>
@@ -1082,7 +1059,7 @@
           <w:color w:val="333333"/>
           <w:sz w:val="18"/>
         </w:rPr>
-        <w:t>模型层到系统层都做过：微调、RAG、LangChain 编排；OpenSSL、内存泄漏、缓冲区溢出的定位与修复。上游项目提的修复已合并，自研工具已获软著。</w:t>
+        <w:t>求职意向：AI Agent 应用开发、算法工程、后端开发；7 个上游合并 PR、5 项软件著作权可佐证。</w:t>
       </w:r>
     </w:p>
     <w:p>

--- a/简历 钱佳宏.docx
+++ b/简历 钱佳宏.docx
@@ -267,7 +267,7 @@
           <w:color w:val="333333"/>
           <w:sz w:val="18"/>
         </w:rPr>
-        <w:t>：负责防火墙、WAF、RSAS 等安全设备的策略配置、规则调优与故障处置，参与金融/制造业客户等保合规项目交付与验收。</w:t>
+        <w:t>：防火墙 / WAF / RSAS 策略配置与规则调优，参与金融、制造业客户等保合规项目交付与验收。</w:t>
       </w:r>
     </w:p>
     <w:p>
@@ -636,36 +636,11 @@
       <w:r>
         <w:rPr>
           <w:rFonts w:ascii="Noto Sans CJK SC" w:hAnsi="Noto Sans CJK SC" w:eastAsia="Noto Sans CJK SC"/>
-          <w:b w:val="0"/>
-          <w:color w:val="333333"/>
-          <w:sz w:val="18"/>
-        </w:rPr>
-        <w:t>基于"AI PC"平台研发面向基层诊所的智能问诊辅助机器人，本人负责隐私安全与 AI 交互模块。</w:t>
-      </w:r>
-    </w:p>
-    <w:p>
-      <w:pPr>
-        <w:spacing w:before="0" w:after="0" w:line="317" w:lineRule="auto"/>
-        <w:ind w:left="255"/>
-        <w:jc w:val="both"/>
-      </w:pPr>
-      <w:r>
-        <w:rPr>
-          <w:rFonts w:ascii="Noto Sans CJK SC" w:hAnsi="Noto Sans CJK SC" w:eastAsia="Noto Sans CJK SC"/>
-          <w:b/>
-          <w:color w:val="3498DB"/>
-          <w:sz w:val="18"/>
-        </w:rPr>
-        <w:t xml:space="preserve">• </w:t>
-      </w:r>
-      <w:r>
-        <w:rPr>
-          <w:rFonts w:ascii="Noto Sans CJK SC" w:hAnsi="Noto Sans CJK SC" w:eastAsia="Noto Sans CJK SC"/>
           <w:b/>
           <w:color w:val="2C3E50"/>
           <w:sz w:val="18"/>
         </w:rPr>
-        <w:t>隐私安全与 AI 交互</w:t>
+        <w:t>AI 算法实践</w:t>
       </w:r>
       <w:r>
         <w:rPr>
@@ -674,7 +649,7 @@
           <w:color w:val="333333"/>
           <w:sz w:val="18"/>
         </w:rPr>
-        <w:t>：设计端到端通信加密与敏感内容识别机制（BERT 微调分类器），保障医疗数据合规；参与语音识别（Whisper 微调）与意图理解（LLM Few-shot）开发。</w:t>
+        <w:t>：BERT 微调做敏感内容识别，参与 Whisper 语音识别与 LLM Few-shot 意图理解；设计端到端加密保障医疗数据合规。</w:t>
       </w:r>
     </w:p>
     <w:p>
@@ -987,39 +962,6 @@
           <w:color w:val="7F8C8D"/>
           <w:sz w:val="15"/>
         </w:rPr>
-        <w:t xml:space="preserve">  2.3k星</w:t>
-      </w:r>
-      <w:r>
-        <w:rPr>
-          <w:rFonts w:ascii="Noto Sans CJK SC" w:hAnsi="Noto Sans CJK SC" w:eastAsia="Noto Sans CJK SC"/>
-          <w:b w:val="0"/>
-          <w:color w:val="333333"/>
-          <w:sz w:val="17"/>
-        </w:rPr>
-        <w:t xml:space="preserve">  slimm609/checksec #349 - 修复 kernel.unprivileged_bpf_disabled 检测逻辑</w:t>
-      </w:r>
-    </w:p>
-    <w:p>
-      <w:pPr>
-        <w:spacing w:before="0" w:after="0" w:line="300" w:lineRule="auto"/>
-        <w:ind w:left="227"/>
-      </w:pPr>
-      <w:r>
-        <w:rPr>
-          <w:rFonts w:ascii="Noto Sans CJK SC" w:hAnsi="Noto Sans CJK SC" w:eastAsia="Noto Sans CJK SC"/>
-          <w:b/>
-          <w:color w:val="3498DB"/>
-          <w:sz w:val="16"/>
-        </w:rPr>
-        <w:t xml:space="preserve">▸ </w:t>
-      </w:r>
-      <w:r>
-        <w:rPr>
-          <w:rFonts w:ascii="Noto Sans CJK SC" w:hAnsi="Noto Sans CJK SC" w:eastAsia="Noto Sans CJK SC"/>
-          <w:b w:val="0"/>
-          <w:color w:val="7F8C8D"/>
-          <w:sz w:val="15"/>
-        </w:rPr>
         <w:t xml:space="preserve">  888星</w:t>
       </w:r>
       <w:r>
@@ -1059,7 +1001,7 @@
           <w:color w:val="333333"/>
           <w:sz w:val="18"/>
         </w:rPr>
-        <w:t>求职意向：AI Agent 应用开发、算法工程、后端开发；7 个上游合并 PR、5 项软件著作权可佐证。</w:t>
+        <w:t>我主要做 AI Agent 和算法落地相关的开发。之前带队做了攻防实训平台，用 Qwen-14B 微调 + 知识图谱 + PPO 做漏洞利用路径推荐，拿了中美创客国家奖；在绿盟也独立搭过本地化 RAG 告警分析原型，做过 Prompt 工程和向量检索调优。平时会写工具、提上游 PR，也拿了几项软著。现在更专注把 Agent、工具链和算法真正跑通到可用系统里。</w:t>
       </w:r>
     </w:p>
     <w:p>

--- a/简历 钱佳宏.docx
+++ b/简历 钱佳宏.docx
@@ -615,7 +615,7 @@
           <w:color w:val="2C3E50"/>
           <w:sz w:val="17"/>
         </w:rPr>
-        <w:t>队员 &amp; AI 应用开发 | 英特尔 AI 创新大赛入围</w:t>
+        <w:t>队员 &amp; AI 应用开发 | 语音交互与意图理解</w:t>
       </w:r>
     </w:p>
     <w:p>
@@ -649,7 +649,7 @@
           <w:color w:val="333333"/>
           <w:sz w:val="18"/>
         </w:rPr>
-        <w:t>：BERT 微调做敏感内容识别，参与 Whisper 语音识别与 LLM Few-shot 意图理解；设计端到端加密保障医疗数据合规。</w:t>
+        <w:t>：面向基层诊所的问诊辅助机器人，做端到端语音交互——Whisper 微调做语音识别，LLM Few-shot 做意图理解，BERT 微调做敏感内容识别；设计端到端加密保障医疗数据合规。</w:t>
       </w:r>
     </w:p>
     <w:p>
@@ -670,11 +670,20 @@
       <w:r>
         <w:rPr>
           <w:rFonts w:ascii="Noto Sans CJK SC" w:hAnsi="Noto Sans CJK SC" w:eastAsia="Noto Sans CJK SC"/>
+          <w:b/>
+          <w:color w:val="2C3E50"/>
+          <w:sz w:val="18"/>
+        </w:rPr>
+        <w:t>成果</w:t>
+      </w:r>
+      <w:r>
+        <w:rPr>
+          <w:rFonts w:ascii="Noto Sans CJK SC" w:hAnsi="Noto Sans CJK SC" w:eastAsia="Noto Sans CJK SC"/>
           <w:b w:val="0"/>
           <w:color w:val="333333"/>
           <w:sz w:val="18"/>
         </w:rPr>
-        <w:t>入围英特尔创新创业专项赛（GBAC240303106392），方案通过主办方技术评审并进入专项赛道。</w:t>
+        <w:t>：英特尔人工智能创新应用大赛（一起联想 AI PC）创新创业专项赛入围，GBAC240303106392，方案通过主办方技术评审。</w:t>
       </w:r>
     </w:p>
     <w:p>

--- a/简历 钱佳宏.docx
+++ b/简历 钱佳宏.docx
@@ -640,7 +640,7 @@
           <w:color w:val="2C3E50"/>
           <w:sz w:val="18"/>
         </w:rPr>
-        <w:t>AI 算法实践</w:t>
+        <w:t>AI 算法实现</w:t>
       </w:r>
       <w:r>
         <w:rPr>
@@ -649,7 +649,7 @@
           <w:color w:val="333333"/>
           <w:sz w:val="18"/>
         </w:rPr>
-        <w:t>：面向基层诊所的问诊辅助机器人，做端到端语音交互——Whisper 微调做语音识别，LLM Few-shot 做意图理解，BERT 微调做敏感内容识别；设计端到端加密保障医疗数据合规。</w:t>
+        <w:t>：面向基层诊所的问诊辅助机器人，搭建端到端语音链路——Whisper 微调做语音转写，LLM Few-shot 做意图理解与问诊引导，BERT 微调分类器拦截敏感内容；链路层做端到端加密，保障医疗数据合规。</w:t>
       </w:r>
     </w:p>
     <w:p>
@@ -683,7 +683,7 @@
           <w:color w:val="333333"/>
           <w:sz w:val="18"/>
         </w:rPr>
-        <w:t>：英特尔人工智能创新应用大赛（一起联想 AI PC）创新创业专项赛入围，GBAC240303106392，方案通过主办方技术评审。</w:t>
+        <w:t>：英特尔人工智能创新应用大赛（一起联想 AI PC）创新创业专项赛入围，GBAC240303106392。</w:t>
       </w:r>
     </w:p>
     <w:p>
